--- a/Lab_A1.docx
+++ b/Lab_A1.docx
@@ -33,7 +33,7 @@
                     <pic:cNvPicPr/>
                   </pic:nvPicPr>
                   <pic:blipFill>
-                    <a:blip r:embed="rId4" cstate="print"/>
+                    <a:blip r:embed="rId5" cstate="print"/>
                     <a:stretch>
                       <a:fillRect/>
                     </a:stretch>
@@ -493,22 +493,7 @@
           <w:position w:val="2"/>
           <w:sz w:val="26"/>
         </w:rPr>
-        <w:t>MCA 1</w:t>
-      </w:r>
-      <w:proofErr w:type="gramStart"/>
-      <w:r>
-        <w:rPr>
-          <w:rFonts w:ascii="Times New Roman"/>
-          <w:sz w:val="17"/>
-        </w:rPr>
-        <w:t xml:space="preserve">st </w:t>
-      </w:r>
-      <w:r>
-        <w:rPr>
-          <w:rFonts w:ascii="Times New Roman"/>
-          <w:sz w:val="17"/>
-        </w:rPr>
-        <w:t xml:space="preserve"> </w:t>
+        <w:t>MCA</w:t>
       </w:r>
       <w:r>
         <w:rPr>
@@ -516,16 +501,15 @@
           <w:position w:val="2"/>
           <w:sz w:val="26"/>
         </w:rPr>
-        <w:t>Sem</w:t>
-      </w:r>
-      <w:proofErr w:type="gramEnd"/>
+        <w:t xml:space="preserve"> Sem -I</w:t>
+      </w:r>
       <w:r>
         <w:rPr>
           <w:rFonts w:ascii="Times New Roman"/>
           <w:position w:val="2"/>
           <w:sz w:val="26"/>
         </w:rPr>
-        <w:t xml:space="preserve">, Sec </w:t>
+        <w:t xml:space="preserve"> </w:t>
       </w:r>
       <w:r>
         <w:rPr>
@@ -533,6 +517,22 @@
           <w:position w:val="2"/>
           <w:sz w:val="26"/>
         </w:rPr>
+        <w:t>S</w:t>
+      </w:r>
+      <w:r>
+        <w:rPr>
+          <w:rFonts w:ascii="Times New Roman"/>
+          <w:position w:val="2"/>
+          <w:sz w:val="26"/>
+        </w:rPr>
+        <w:t xml:space="preserve">ec </w:t>
+      </w:r>
+      <w:r>
+        <w:rPr>
+          <w:rFonts w:ascii="Times New Roman"/>
+          <w:position w:val="2"/>
+          <w:sz w:val="26"/>
+        </w:rPr>
         <w:t>-A</w:t>
       </w:r>
     </w:p>
@@ -542,14 +542,14 @@
         <w:t>P1</w:t>
       </w:r>
       <w:r>
-        <w:t>Consider the following table:</w:t>
-      </w:r>
-      <w:r>
-        <w:t xml:space="preserve"> </w:t>
-      </w:r>
-    </w:p>
-    <w:p>
-      <w:r>
+        <w:t xml:space="preserve">Consider the following table: </w:t>
+      </w:r>
+    </w:p>
+    <w:p>
+      <w:r>
+        <w:rPr>
+          <w:noProof/>
+        </w:rPr>
         <w:drawing>
           <wp:inline distT="0" distB="0" distL="0" distR="0" wp14:anchorId="32367E15" wp14:editId="6F8FC71D">
             <wp:extent cx="5006774" cy="2286198"/>
@@ -566,7 +566,7 @@
                     <pic:cNvPicPr/>
                   </pic:nvPicPr>
                   <pic:blipFill>
-                    <a:blip r:embed="rId5"/>
+                    <a:blip r:embed="rId6"/>
                     <a:stretch>
                       <a:fillRect/>
                     </a:stretch>
@@ -609,7 +609,7 @@
                     <pic:cNvPicPr/>
                   </pic:nvPicPr>
                   <pic:blipFill>
-                    <a:blip r:embed="rId6"/>
+                    <a:blip r:embed="rId7"/>
                     <a:stretch>
                       <a:fillRect/>
                     </a:stretch>
@@ -635,14 +635,14 @@
         <w:t>1.</w:t>
       </w:r>
       <w:r>
-        <w:t xml:space="preserve"> </w:t>
-      </w:r>
-      <w:r>
-        <w:t>Insert few records in it.</w:t>
-      </w:r>
-    </w:p>
-    <w:p>
-      <w:r>
+        <w:t xml:space="preserve"> Insert few records in it.</w:t>
+      </w:r>
+    </w:p>
+    <w:p>
+      <w:r>
+        <w:rPr>
+          <w:noProof/>
+        </w:rPr>
         <w:drawing>
           <wp:inline distT="0" distB="0" distL="0" distR="0" wp14:anchorId="27469197" wp14:editId="36001EB4">
             <wp:extent cx="5943600" cy="1739900"/>
@@ -659,7 +659,7 @@
                     <pic:cNvPicPr/>
                   </pic:nvPicPr>
                   <pic:blipFill>
-                    <a:blip r:embed="rId7"/>
+                    <a:blip r:embed="rId8"/>
                     <a:stretch>
                       <a:fillRect/>
                     </a:stretch>
@@ -688,10 +688,7 @@
         <w:t>2.</w:t>
       </w:r>
       <w:r>
-        <w:t xml:space="preserve"> </w:t>
-      </w:r>
-      <w:r>
-        <w:t xml:space="preserve">Increase the size of the </w:t>
+        <w:t xml:space="preserve"> Increase the size of the </w:t>
       </w:r>
       <w:proofErr w:type="spellStart"/>
       <w:r>
@@ -704,6 +701,9 @@
     </w:p>
     <w:p>
       <w:r>
+        <w:rPr>
+          <w:noProof/>
+        </w:rPr>
         <w:drawing>
           <wp:inline distT="0" distB="0" distL="0" distR="0" wp14:anchorId="11C0617F" wp14:editId="1C690907">
             <wp:extent cx="4206605" cy="586791"/>
@@ -720,7 +720,7 @@
                     <pic:cNvPicPr/>
                   </pic:nvPicPr>
                   <pic:blipFill>
-                    <a:blip r:embed="rId8"/>
+                    <a:blip r:embed="rId9"/>
                     <a:stretch>
                       <a:fillRect/>
                     </a:stretch>
@@ -747,17 +747,17 @@
         <w:t>3.</w:t>
       </w:r>
       <w:r>
+        <w:t xml:space="preserve"> Display the total price of all the books of “TMH’ publishing house.</w:t>
+      </w:r>
+      <w:r>
         <w:t xml:space="preserve"> </w:t>
       </w:r>
-      <w:r>
-        <w:t>Display the total price of all the books of “TMH’ publishing house.</w:t>
-      </w:r>
-      <w:r>
-        <w:t xml:space="preserve"> </w:t>
-      </w:r>
-    </w:p>
-    <w:p>
-      <w:r>
+    </w:p>
+    <w:p>
+      <w:r>
+        <w:rPr>
+          <w:noProof/>
+        </w:rPr>
         <w:drawing>
           <wp:inline distT="0" distB="0" distL="0" distR="0" wp14:anchorId="3C819128" wp14:editId="51AA90AF">
             <wp:extent cx="3924640" cy="1684166"/>
@@ -774,7 +774,7 @@
                     <pic:cNvPicPr/>
                   </pic:nvPicPr>
                   <pic:blipFill>
-                    <a:blip r:embed="rId9"/>
+                    <a:blip r:embed="rId10"/>
                     <a:stretch>
                       <a:fillRect/>
                     </a:stretch>
@@ -801,14 +801,14 @@
         <w:t>4.</w:t>
       </w:r>
       <w:r>
-        <w:t xml:space="preserve"> </w:t>
-      </w:r>
-      <w:r>
-        <w:t>Display the details of all the books of author “Yashwant Kanetkar” and “Robert Lafore”.</w:t>
-      </w:r>
-    </w:p>
-    <w:p>
-      <w:r>
+        <w:t xml:space="preserve"> Display the details of all the books of author “Yashwant Kanetkar” and “Robert Lafore”.</w:t>
+      </w:r>
+    </w:p>
+    <w:p>
+      <w:r>
+        <w:rPr>
+          <w:noProof/>
+        </w:rPr>
         <w:drawing>
           <wp:inline distT="0" distB="0" distL="0" distR="0" wp14:anchorId="1D0844C9" wp14:editId="1D697001">
             <wp:extent cx="5943600" cy="1821180"/>
@@ -825,7 +825,7 @@
                     <pic:cNvPicPr/>
                   </pic:nvPicPr>
                   <pic:blipFill>
-                    <a:blip r:embed="rId10"/>
+                    <a:blip r:embed="rId11"/>
                     <a:stretch>
                       <a:fillRect/>
                     </a:stretch>
@@ -852,14 +852,14 @@
         <w:t>5.</w:t>
       </w:r>
       <w:r>
-        <w:t xml:space="preserve"> </w:t>
-      </w:r>
-      <w:r>
-        <w:t>Delete all the books belonging to “PHI” publisher.</w:t>
-      </w:r>
-    </w:p>
-    <w:p>
-      <w:r>
+        <w:t xml:space="preserve"> Delete all the books belonging to “PHI” publisher.</w:t>
+      </w:r>
+    </w:p>
+    <w:p>
+      <w:r>
+        <w:rPr>
+          <w:noProof/>
+        </w:rPr>
         <w:drawing>
           <wp:inline distT="0" distB="0" distL="0" distR="0" wp14:anchorId="41E15FD7" wp14:editId="1E1DCE00">
             <wp:extent cx="4595232" cy="730250"/>
@@ -876,7 +876,7 @@
                     <pic:cNvPicPr/>
                   </pic:nvPicPr>
                   <pic:blipFill>
-                    <a:blip r:embed="rId11"/>
+                    <a:blip r:embed="rId12"/>
                     <a:stretch>
                       <a:fillRect/>
                     </a:stretch>
@@ -905,14 +905,14 @@
         <w:t>6.</w:t>
       </w:r>
       <w:r>
-        <w:t xml:space="preserve"> </w:t>
-      </w:r>
-      <w:r>
-        <w:t>Update the price of books by 5% which belong to ‘BPB’ publishers.</w:t>
-      </w:r>
-    </w:p>
-    <w:p>
-      <w:r>
+        <w:t xml:space="preserve"> Update the price of books by 5% which belong to ‘BPB’ publishers.</w:t>
+      </w:r>
+    </w:p>
+    <w:p>
+      <w:r>
+        <w:rPr>
+          <w:noProof/>
+        </w:rPr>
         <w:drawing>
           <wp:inline distT="0" distB="0" distL="0" distR="0" wp14:anchorId="46206918" wp14:editId="646C9070">
             <wp:extent cx="3558848" cy="967824"/>
@@ -929,7 +929,7 @@
                     <pic:cNvPicPr/>
                   </pic:nvPicPr>
                   <pic:blipFill>
-                    <a:blip r:embed="rId12"/>
+                    <a:blip r:embed="rId13"/>
                     <a:stretch>
                       <a:fillRect/>
                     </a:stretch>
@@ -956,14 +956,14 @@
         <w:t>7.</w:t>
       </w:r>
       <w:r>
-        <w:t xml:space="preserve"> </w:t>
-      </w:r>
-      <w:r>
-        <w:t>Create a new table “Author” with author details such as author id (primary key), Name of the author, subject, contact details, research area etc.</w:t>
-      </w:r>
-    </w:p>
-    <w:p>
-      <w:r>
+        <w:t xml:space="preserve"> Create a new table “Author” with author details such as author id (primary key), Name of the author, subject, contact details, research area etc.</w:t>
+      </w:r>
+    </w:p>
+    <w:p>
+      <w:r>
+        <w:rPr>
+          <w:noProof/>
+        </w:rPr>
         <w:drawing>
           <wp:inline distT="0" distB="0" distL="0" distR="0" wp14:anchorId="7DBBEC65" wp14:editId="2D68D7C7">
             <wp:extent cx="3673158" cy="1463167"/>
@@ -980,7 +980,7 @@
                     <pic:cNvPicPr/>
                   </pic:nvPicPr>
                   <pic:blipFill>
-                    <a:blip r:embed="rId13"/>
+                    <a:blip r:embed="rId14"/>
                     <a:stretch>
                       <a:fillRect/>
                     </a:stretch>
@@ -1007,14 +1007,14 @@
         <w:t>8.</w:t>
       </w:r>
       <w:r>
-        <w:t xml:space="preserve"> </w:t>
-      </w:r>
-      <w:r>
-        <w:t>Insert records in it and display the records of those authors who have ‘Web mining’ as their research area.</w:t>
-      </w:r>
-    </w:p>
-    <w:p>
-      <w:r>
+        <w:t xml:space="preserve"> Insert records in it and display the records of those authors who have ‘Web mining’ as their research area.</w:t>
+      </w:r>
+    </w:p>
+    <w:p>
+      <w:r>
+        <w:rPr>
+          <w:noProof/>
+        </w:rPr>
         <w:drawing>
           <wp:inline distT="0" distB="0" distL="0" distR="0" wp14:anchorId="7E209DB7" wp14:editId="2D7C62C4">
             <wp:extent cx="5943600" cy="2562225"/>
@@ -1031,7 +1031,7 @@
                     <pic:cNvPicPr/>
                   </pic:nvPicPr>
                   <pic:blipFill>
-                    <a:blip r:embed="rId14"/>
+                    <a:blip r:embed="rId15"/>
                     <a:stretch>
                       <a:fillRect/>
                     </a:stretch>
@@ -1060,10 +1060,7 @@
         <w:t>9.</w:t>
       </w:r>
       <w:r>
-        <w:t xml:space="preserve"> </w:t>
-      </w:r>
-      <w:r>
-        <w:t>Add a new column “</w:t>
+        <w:t xml:space="preserve"> Add a new column “</w:t>
       </w:r>
       <w:proofErr w:type="spellStart"/>
       <w:r>
@@ -1076,6 +1073,9 @@
     </w:p>
     <w:p>
       <w:r>
+        <w:rPr>
+          <w:noProof/>
+        </w:rPr>
         <w:drawing>
           <wp:inline distT="0" distB="0" distL="0" distR="0" wp14:anchorId="764EA418" wp14:editId="111A3733">
             <wp:extent cx="3326060" cy="812800"/>
@@ -1092,7 +1092,7 @@
                     <pic:cNvPicPr/>
                   </pic:nvPicPr>
                   <pic:blipFill>
-                    <a:blip r:embed="rId15"/>
+                    <a:blip r:embed="rId16"/>
                     <a:stretch>
                       <a:fillRect/>
                     </a:stretch>
@@ -1127,6 +1127,9 @@
     </w:p>
     <w:p>
       <w:r>
+        <w:rPr>
+          <w:noProof/>
+        </w:rPr>
         <w:drawing>
           <wp:inline distT="0" distB="0" distL="0" distR="0" wp14:anchorId="3B1C8643" wp14:editId="47E7DED7">
             <wp:extent cx="5378270" cy="2235200"/>
@@ -1143,7 +1146,7 @@
                     <pic:cNvPicPr/>
                   </pic:nvPicPr>
                   <pic:blipFill>
-                    <a:blip r:embed="rId16"/>
+                    <a:blip r:embed="rId17"/>
                     <a:stretch>
                       <a:fillRect/>
                     </a:stretch>
@@ -1178,6 +1181,9 @@
     </w:p>
     <w:p>
       <w:r>
+        <w:rPr>
+          <w:noProof/>
+        </w:rPr>
         <w:drawing>
           <wp:inline distT="0" distB="0" distL="0" distR="0" wp14:anchorId="099D24A3" wp14:editId="316C766A">
             <wp:extent cx="5943600" cy="1691005"/>
@@ -1194,7 +1200,7 @@
                     <pic:cNvPicPr/>
                   </pic:nvPicPr>
                   <pic:blipFill>
-                    <a:blip r:embed="rId17"/>
+                    <a:blip r:embed="rId18"/>
                     <a:stretch>
                       <a:fillRect/>
                     </a:stretch>
@@ -1232,6 +1238,9 @@
     </w:p>
     <w:p>
       <w:r>
+        <w:rPr>
+          <w:noProof/>
+        </w:rPr>
         <w:drawing>
           <wp:inline distT="0" distB="0" distL="0" distR="0" wp14:anchorId="29A9F834" wp14:editId="78A3AC8B">
             <wp:extent cx="5037257" cy="2522439"/>
@@ -1248,7 +1257,7 @@
                     <pic:cNvPicPr/>
                   </pic:nvPicPr>
                   <pic:blipFill>
-                    <a:blip r:embed="rId18"/>
+                    <a:blip r:embed="rId19"/>
                     <a:stretch>
                       <a:fillRect/>
                     </a:stretch>
@@ -1307,6 +1316,9 @@
     </w:p>
     <w:p>
       <w:r>
+        <w:rPr>
+          <w:noProof/>
+        </w:rPr>
         <w:drawing>
           <wp:inline distT="0" distB="0" distL="0" distR="0" wp14:anchorId="30E6F781" wp14:editId="27B1D89F">
             <wp:extent cx="5585944" cy="2347163"/>
@@ -1323,7 +1335,7 @@
                     <pic:cNvPicPr/>
                   </pic:nvPicPr>
                   <pic:blipFill>
-                    <a:blip r:embed="rId19"/>
+                    <a:blip r:embed="rId20"/>
                     <a:stretch>
                       <a:fillRect/>
                     </a:stretch>
@@ -1347,6 +1359,9 @@
     <w:p/>
     <w:p>
       <w:r>
+        <w:rPr>
+          <w:noProof/>
+        </w:rPr>
         <w:drawing>
           <wp:inline distT="0" distB="0" distL="0" distR="0" wp14:anchorId="3084785A" wp14:editId="64C79E1A">
             <wp:extent cx="5943600" cy="1856105"/>
@@ -1363,7 +1378,7 @@
                     <pic:cNvPicPr/>
                   </pic:nvPicPr>
                   <pic:blipFill>
-                    <a:blip r:embed="rId20"/>
+                    <a:blip r:embed="rId21"/>
                     <a:stretch>
                       <a:fillRect/>
                     </a:stretch>
@@ -1390,14 +1405,14 @@
         <w:t>1.</w:t>
       </w:r>
       <w:r>
-        <w:t xml:space="preserve"> </w:t>
-      </w:r>
-      <w:r>
-        <w:t>Insert few records except total marks</w:t>
-      </w:r>
-    </w:p>
-    <w:p>
-      <w:r>
+        <w:t xml:space="preserve"> Insert few records except total marks</w:t>
+      </w:r>
+    </w:p>
+    <w:p>
+      <w:r>
+        <w:rPr>
+          <w:noProof/>
+        </w:rPr>
         <w:drawing>
           <wp:inline distT="0" distB="0" distL="0" distR="0" wp14:anchorId="05ACCFB0" wp14:editId="5C9B693B">
             <wp:extent cx="5943600" cy="1720850"/>
@@ -1414,7 +1429,7 @@
                     <pic:cNvPicPr/>
                   </pic:nvPicPr>
                   <pic:blipFill>
-                    <a:blip r:embed="rId21"/>
+                    <a:blip r:embed="rId22"/>
                     <a:stretch>
                       <a:fillRect/>
                     </a:stretch>
@@ -1442,14 +1457,14 @@
         <w:t>2.</w:t>
       </w:r>
       <w:r>
-        <w:t xml:space="preserve"> </w:t>
-      </w:r>
-      <w:r>
-        <w:t>Create a view on the table to access roll no, name and total marks of those students who belong to ‘Delhi’</w:t>
-      </w:r>
-    </w:p>
-    <w:p>
-      <w:r>
+        <w:t xml:space="preserve"> Create a view on the table to access roll no, name and total marks of those students who belong to ‘Delhi’</w:t>
+      </w:r>
+    </w:p>
+    <w:p>
+      <w:r>
+        <w:rPr>
+          <w:noProof/>
+        </w:rPr>
         <w:drawing>
           <wp:inline distT="0" distB="0" distL="0" distR="0" wp14:anchorId="1AEBA3B3" wp14:editId="6AC3839B">
             <wp:extent cx="4197350" cy="3020144"/>
@@ -1466,7 +1481,7 @@
                     <pic:cNvPicPr/>
                   </pic:nvPicPr>
                   <pic:blipFill>
-                    <a:blip r:embed="rId22"/>
+                    <a:blip r:embed="rId23"/>
                     <a:stretch>
                       <a:fillRect/>
                     </a:stretch>
@@ -1501,6 +1516,9 @@
     </w:p>
     <w:p>
       <w:r>
+        <w:rPr>
+          <w:noProof/>
+        </w:rPr>
         <w:drawing>
           <wp:inline distT="0" distB="0" distL="0" distR="0" wp14:anchorId="76DF9DA2" wp14:editId="736F708D">
             <wp:extent cx="5943600" cy="2676525"/>
@@ -1517,7 +1535,7 @@
                     <pic:cNvPicPr/>
                   </pic:nvPicPr>
                   <pic:blipFill>
-                    <a:blip r:embed="rId23"/>
+                    <a:blip r:embed="rId24"/>
                     <a:stretch>
                       <a:fillRect/>
                     </a:stretch>
@@ -1555,6 +1573,9 @@
     </w:p>
     <w:p>
       <w:r>
+        <w:rPr>
+          <w:noProof/>
+        </w:rPr>
         <w:drawing>
           <wp:inline distT="0" distB="0" distL="0" distR="0" wp14:anchorId="2CE6589A" wp14:editId="1BE1C711">
             <wp:extent cx="4656223" cy="1607959"/>
@@ -1571,7 +1592,7 @@
                     <pic:cNvPicPr/>
                   </pic:nvPicPr>
                   <pic:blipFill>
-                    <a:blip r:embed="rId24"/>
+                    <a:blip r:embed="rId25"/>
                     <a:stretch>
                       <a:fillRect/>
                     </a:stretch>
@@ -1606,6 +1627,9 @@
     </w:p>
     <w:p>
       <w:r>
+        <w:rPr>
+          <w:noProof/>
+        </w:rPr>
         <w:drawing>
           <wp:inline distT="0" distB="0" distL="0" distR="0" wp14:anchorId="34DD1E2F" wp14:editId="5694ECE1">
             <wp:extent cx="5943600" cy="1923415"/>
@@ -1622,7 +1646,7 @@
                     <pic:cNvPicPr/>
                   </pic:nvPicPr>
                   <pic:blipFill>
-                    <a:blip r:embed="rId25"/>
+                    <a:blip r:embed="rId26"/>
                     <a:stretch>
                       <a:fillRect/>
                     </a:stretch>
@@ -1649,14 +1673,14 @@
         <w:t>6.</w:t>
       </w:r>
       <w:r>
-        <w:t xml:space="preserve"> </w:t>
-      </w:r>
-      <w:r>
-        <w:t>Display the percentage of all the students with their names.</w:t>
-      </w:r>
-    </w:p>
-    <w:p>
-      <w:r>
+        <w:t xml:space="preserve"> Display the percentage of all the students with their names.</w:t>
+      </w:r>
+    </w:p>
+    <w:p>
+      <w:r>
+        <w:rPr>
+          <w:noProof/>
+        </w:rPr>
         <w:drawing>
           <wp:inline distT="0" distB="0" distL="0" distR="0" wp14:anchorId="721CEC3A" wp14:editId="5A9F73CA">
             <wp:extent cx="4861981" cy="2491956"/>
@@ -1673,7 +1697,7 @@
                     <pic:cNvPicPr/>
                   </pic:nvPicPr>
                   <pic:blipFill>
-                    <a:blip r:embed="rId26"/>
+                    <a:blip r:embed="rId27"/>
                     <a:stretch>
                       <a:fillRect/>
                     </a:stretch>
@@ -1700,14 +1724,14 @@
         <w:t>7.</w:t>
       </w:r>
       <w:r>
-        <w:t xml:space="preserve"> </w:t>
-      </w:r>
-      <w:r>
-        <w:t>Display the names of those students who have got maximum marks in sub1 and more than 50 in sub2 and sub3.</w:t>
-      </w:r>
-    </w:p>
-    <w:p>
-      <w:r>
+        <w:t xml:space="preserve"> Display the names of those students who have got maximum marks in sub1 and more than 50 in sub2 and sub3.</w:t>
+      </w:r>
+    </w:p>
+    <w:p>
+      <w:r>
+        <w:rPr>
+          <w:noProof/>
+        </w:rPr>
         <w:drawing>
           <wp:inline distT="0" distB="0" distL="0" distR="0" wp14:anchorId="5560D7AB" wp14:editId="792E1EFF">
             <wp:extent cx="5266851" cy="2082800"/>
@@ -1724,7 +1748,7 @@
                     <pic:cNvPicPr/>
                   </pic:nvPicPr>
                   <pic:blipFill>
-                    <a:blip r:embed="rId27"/>
+                    <a:blip r:embed="rId28"/>
                     <a:stretch>
                       <a:fillRect/>
                     </a:stretch>
@@ -1751,14 +1775,14 @@
         <w:t>8.</w:t>
       </w:r>
       <w:r>
-        <w:t xml:space="preserve"> </w:t>
-      </w:r>
-      <w:r>
-        <w:t>Update the marks of all those students who are fail, with grace marks 5. (fail means less than 40)</w:t>
-      </w:r>
-    </w:p>
-    <w:p>
-      <w:r>
+        <w:t xml:space="preserve"> Update the marks of all those students who are fail, with grace marks 5. (fail means less than 40)</w:t>
+      </w:r>
+    </w:p>
+    <w:p>
+      <w:r>
+        <w:rPr>
+          <w:noProof/>
+        </w:rPr>
         <w:drawing>
           <wp:inline distT="0" distB="0" distL="0" distR="0" wp14:anchorId="3BF8E7F3" wp14:editId="60EC4837">
             <wp:extent cx="5528732" cy="1625600"/>
@@ -1775,7 +1799,7 @@
                     <pic:cNvPicPr/>
                   </pic:nvPicPr>
                   <pic:blipFill>
-                    <a:blip r:embed="rId28"/>
+                    <a:blip r:embed="rId29"/>
                     <a:stretch>
                       <a:fillRect/>
                     </a:stretch>
@@ -1810,6 +1834,9 @@
     </w:p>
     <w:p>
       <w:r>
+        <w:rPr>
+          <w:noProof/>
+        </w:rPr>
         <w:drawing>
           <wp:inline distT="0" distB="0" distL="0" distR="0" wp14:anchorId="759530B1" wp14:editId="3EF8E950">
             <wp:extent cx="5943600" cy="666750"/>
@@ -1826,7 +1853,7 @@
                     <pic:cNvPicPr/>
                   </pic:nvPicPr>
                   <pic:blipFill>
-                    <a:blip r:embed="rId29"/>
+                    <a:blip r:embed="rId30"/>
                     <a:stretch>
                       <a:fillRect/>
                     </a:stretch>
@@ -1864,6 +1891,9 @@
     </w:p>
     <w:p>
       <w:r>
+        <w:rPr>
+          <w:noProof/>
+        </w:rPr>
         <w:drawing>
           <wp:inline distT="0" distB="0" distL="0" distR="0" wp14:anchorId="5BE2C9D2" wp14:editId="4CC44376">
             <wp:extent cx="5943600" cy="1899285"/>
@@ -1880,7 +1910,7 @@
                     <pic:cNvPicPr/>
                   </pic:nvPicPr>
                   <pic:blipFill>
-                    <a:blip r:embed="rId30"/>
+                    <a:blip r:embed="rId31"/>
                     <a:stretch>
                       <a:fillRect/>
                     </a:stretch>
@@ -1915,6 +1945,9 @@
     </w:p>
     <w:p>
       <w:r>
+        <w:rPr>
+          <w:noProof/>
+        </w:rPr>
         <w:drawing>
           <wp:inline distT="0" distB="0" distL="0" distR="0" wp14:anchorId="6325AA70" wp14:editId="37087B4E">
             <wp:extent cx="4115157" cy="1988992"/>
@@ -1931,7 +1964,7 @@
                     <pic:cNvPicPr/>
                   </pic:nvPicPr>
                   <pic:blipFill>
-                    <a:blip r:embed="rId31"/>
+                    <a:blip r:embed="rId32"/>
                     <a:stretch>
                       <a:fillRect/>
                     </a:stretch>
@@ -1981,6 +2014,9 @@
     </w:p>
     <w:p>
       <w:r>
+        <w:rPr>
+          <w:noProof/>
+        </w:rPr>
         <w:drawing>
           <wp:inline distT="0" distB="0" distL="0" distR="0" wp14:anchorId="136D3083" wp14:editId="17992DD5">
             <wp:extent cx="2451100" cy="2324100"/>
@@ -1997,7 +2033,7 @@
                     <pic:cNvPicPr/>
                   </pic:nvPicPr>
                   <pic:blipFill>
-                    <a:blip r:embed="rId32"/>
+                    <a:blip r:embed="rId33"/>
                     <a:stretch>
                       <a:fillRect/>
                     </a:stretch>
@@ -2036,6 +2072,13 @@
       </w:r>
     </w:p>
     <w:p>
+      <w:pPr>
+        <w:pStyle w:val="ListParagraph"/>
+        <w:numPr>
+          <w:ilvl w:val="0"/>
+          <w:numId w:val="1"/>
+        </w:numPr>
+      </w:pPr>
       <w:r>
         <w:t xml:space="preserve">Primary Keys are indicated by # </w:t>
       </w:r>
@@ -2044,11 +2087,25 @@
       </w:r>
     </w:p>
     <w:p>
+      <w:pPr>
+        <w:pStyle w:val="ListParagraph"/>
+        <w:numPr>
+          <w:ilvl w:val="0"/>
+          <w:numId w:val="1"/>
+        </w:numPr>
+      </w:pPr>
       <w:r>
         <w:t>Foreign Keys are underlined.</w:t>
       </w:r>
     </w:p>
     <w:p>
+      <w:pPr>
+        <w:pStyle w:val="ListParagraph"/>
+        <w:numPr>
+          <w:ilvl w:val="0"/>
+          <w:numId w:val="1"/>
+        </w:numPr>
+      </w:pPr>
       <w:r>
         <w:t xml:space="preserve">Employee (Eid#, </w:t>
       </w:r>
@@ -2070,6 +2127,13 @@
       </w:r>
     </w:p>
     <w:p>
+      <w:pPr>
+        <w:pStyle w:val="ListParagraph"/>
+        <w:numPr>
+          <w:ilvl w:val="0"/>
+          <w:numId w:val="1"/>
+        </w:numPr>
+      </w:pPr>
       <w:r>
         <w:t xml:space="preserve">Project (Pid#, </w:t>
       </w:r>
@@ -2091,6 +2155,13 @@
       </w:r>
     </w:p>
     <w:p>
+      <w:pPr>
+        <w:pStyle w:val="ListParagraph"/>
+        <w:numPr>
+          <w:ilvl w:val="0"/>
+          <w:numId w:val="1"/>
+        </w:numPr>
+      </w:pPr>
       <w:proofErr w:type="spellStart"/>
       <w:r>
         <w:t>AssignedTo</w:t>
@@ -2098,6 +2169,547 @@
       <w:proofErr w:type="spellEnd"/>
       <w:r>
         <w:t xml:space="preserve"> (Eid, Pid)</w:t>
+      </w:r>
+    </w:p>
+    <w:p>
+      <w:r>
+        <w:drawing>
+          <wp:inline distT="0" distB="0" distL="0" distR="0" wp14:anchorId="4F2C6C1A" wp14:editId="763C0459">
+            <wp:extent cx="3825572" cy="1486029"/>
+            <wp:effectExtent l="0" t="0" r="3810" b="0"/>
+            <wp:docPr id="390339363" name="Picture 1"/>
+            <wp:cNvGraphicFramePr>
+              <a:graphicFrameLocks xmlns:a="http://schemas.openxmlformats.org/drawingml/2006/main" noChangeAspect="1"/>
+            </wp:cNvGraphicFramePr>
+            <a:graphic xmlns:a="http://schemas.openxmlformats.org/drawingml/2006/main">
+              <a:graphicData uri="http://schemas.openxmlformats.org/drawingml/2006/picture">
+                <pic:pic xmlns:pic="http://schemas.openxmlformats.org/drawingml/2006/picture">
+                  <pic:nvPicPr>
+                    <pic:cNvPr id="390339363" name=""/>
+                    <pic:cNvPicPr/>
+                  </pic:nvPicPr>
+                  <pic:blipFill>
+                    <a:blip r:embed="rId34"/>
+                    <a:stretch>
+                      <a:fillRect/>
+                    </a:stretch>
+                  </pic:blipFill>
+                  <pic:spPr>
+                    <a:xfrm>
+                      <a:off x="0" y="0"/>
+                      <a:ext cx="3825572" cy="1486029"/>
+                    </a:xfrm>
+                    <a:prstGeom prst="rect">
+                      <a:avLst/>
+                    </a:prstGeom>
+                  </pic:spPr>
+                </pic:pic>
+              </a:graphicData>
+            </a:graphic>
+          </wp:inline>
+        </w:drawing>
+      </w:r>
+    </w:p>
+    <w:p/>
+    <w:p>
+      <w:r>
+        <w:drawing>
+          <wp:inline distT="0" distB="0" distL="0" distR="0" wp14:anchorId="3AF83663" wp14:editId="5F4B45F0">
+            <wp:extent cx="3322608" cy="1348857"/>
+            <wp:effectExtent l="0" t="0" r="0" b="3810"/>
+            <wp:docPr id="1344507915" name="Picture 1"/>
+            <wp:cNvGraphicFramePr>
+              <a:graphicFrameLocks xmlns:a="http://schemas.openxmlformats.org/drawingml/2006/main" noChangeAspect="1"/>
+            </wp:cNvGraphicFramePr>
+            <a:graphic xmlns:a="http://schemas.openxmlformats.org/drawingml/2006/main">
+              <a:graphicData uri="http://schemas.openxmlformats.org/drawingml/2006/picture">
+                <pic:pic xmlns:pic="http://schemas.openxmlformats.org/drawingml/2006/picture">
+                  <pic:nvPicPr>
+                    <pic:cNvPr id="1344507915" name=""/>
+                    <pic:cNvPicPr/>
+                  </pic:nvPicPr>
+                  <pic:blipFill>
+                    <a:blip r:embed="rId35"/>
+                    <a:stretch>
+                      <a:fillRect/>
+                    </a:stretch>
+                  </pic:blipFill>
+                  <pic:spPr>
+                    <a:xfrm>
+                      <a:off x="0" y="0"/>
+                      <a:ext cx="3322608" cy="1348857"/>
+                    </a:xfrm>
+                    <a:prstGeom prst="rect">
+                      <a:avLst/>
+                    </a:prstGeom>
+                  </pic:spPr>
+                </pic:pic>
+              </a:graphicData>
+            </a:graphic>
+          </wp:inline>
+        </w:drawing>
+      </w:r>
+    </w:p>
+    <w:p/>
+    <w:p>
+      <w:r>
+        <w:drawing>
+          <wp:inline distT="0" distB="0" distL="0" distR="0" wp14:anchorId="2808F98C" wp14:editId="7B5A2F65">
+            <wp:extent cx="5243014" cy="1501270"/>
+            <wp:effectExtent l="0" t="0" r="0" b="3810"/>
+            <wp:docPr id="119076999" name="Picture 1"/>
+            <wp:cNvGraphicFramePr>
+              <a:graphicFrameLocks xmlns:a="http://schemas.openxmlformats.org/drawingml/2006/main" noChangeAspect="1"/>
+            </wp:cNvGraphicFramePr>
+            <a:graphic xmlns:a="http://schemas.openxmlformats.org/drawingml/2006/main">
+              <a:graphicData uri="http://schemas.openxmlformats.org/drawingml/2006/picture">
+                <pic:pic xmlns:pic="http://schemas.openxmlformats.org/drawingml/2006/picture">
+                  <pic:nvPicPr>
+                    <pic:cNvPr id="119076999" name=""/>
+                    <pic:cNvPicPr/>
+                  </pic:nvPicPr>
+                  <pic:blipFill>
+                    <a:blip r:embed="rId36"/>
+                    <a:stretch>
+                      <a:fillRect/>
+                    </a:stretch>
+                  </pic:blipFill>
+                  <pic:spPr>
+                    <a:xfrm>
+                      <a:off x="0" y="0"/>
+                      <a:ext cx="5243014" cy="1501270"/>
+                    </a:xfrm>
+                    <a:prstGeom prst="rect">
+                      <a:avLst/>
+                    </a:prstGeom>
+                  </pic:spPr>
+                </pic:pic>
+              </a:graphicData>
+            </a:graphic>
+          </wp:inline>
+        </w:drawing>
+      </w:r>
+    </w:p>
+    <w:p/>
+    <w:p/>
+    <w:p/>
+    <w:p>
+      <w:proofErr w:type="gramStart"/>
+      <w:r>
+        <w:t>1.</w:t>
+      </w:r>
+      <w:r>
+        <w:t xml:space="preserve"> </w:t>
+      </w:r>
+      <w:r>
+        <w:t>.</w:t>
+      </w:r>
+      <w:proofErr w:type="gramEnd"/>
+      <w:r>
+        <w:t xml:space="preserve"> Find the employees working on ‘Banking’ project</w:t>
+      </w:r>
+    </w:p>
+    <w:p>
+      <w:r>
+        <w:lastRenderedPageBreak/>
+        <w:drawing>
+          <wp:inline distT="0" distB="0" distL="0" distR="0" wp14:anchorId="3477E39A" wp14:editId="766369CD">
+            <wp:extent cx="4016088" cy="2331922"/>
+            <wp:effectExtent l="0" t="0" r="3810" b="0"/>
+            <wp:docPr id="257423807" name="Picture 1"/>
+            <wp:cNvGraphicFramePr>
+              <a:graphicFrameLocks xmlns:a="http://schemas.openxmlformats.org/drawingml/2006/main" noChangeAspect="1"/>
+            </wp:cNvGraphicFramePr>
+            <a:graphic xmlns:a="http://schemas.openxmlformats.org/drawingml/2006/main">
+              <a:graphicData uri="http://schemas.openxmlformats.org/drawingml/2006/picture">
+                <pic:pic xmlns:pic="http://schemas.openxmlformats.org/drawingml/2006/picture">
+                  <pic:nvPicPr>
+                    <pic:cNvPr id="257423807" name=""/>
+                    <pic:cNvPicPr/>
+                  </pic:nvPicPr>
+                  <pic:blipFill>
+                    <a:blip r:embed="rId37"/>
+                    <a:stretch>
+                      <a:fillRect/>
+                    </a:stretch>
+                  </pic:blipFill>
+                  <pic:spPr>
+                    <a:xfrm>
+                      <a:off x="0" y="0"/>
+                      <a:ext cx="4016088" cy="2331922"/>
+                    </a:xfrm>
+                    <a:prstGeom prst="rect">
+                      <a:avLst/>
+                    </a:prstGeom>
+                  </pic:spPr>
+                </pic:pic>
+              </a:graphicData>
+            </a:graphic>
+          </wp:inline>
+        </w:drawing>
+      </w:r>
+    </w:p>
+    <w:p/>
+    <w:p>
+      <w:r>
+        <w:t>2.</w:t>
+      </w:r>
+      <w:r>
+        <w:t xml:space="preserve"> </w:t>
+      </w:r>
+      <w:r>
+        <w:t>Find the projects assigned to the employees of D01 or D02</w:t>
+      </w:r>
+    </w:p>
+    <w:p>
+      <w:r>
+        <w:drawing>
+          <wp:inline distT="0" distB="0" distL="0" distR="0" wp14:anchorId="35079777" wp14:editId="1D66AF8C">
+            <wp:extent cx="3452016" cy="2076450"/>
+            <wp:effectExtent l="0" t="0" r="0" b="0"/>
+            <wp:docPr id="54901109" name="Picture 1"/>
+            <wp:cNvGraphicFramePr>
+              <a:graphicFrameLocks xmlns:a="http://schemas.openxmlformats.org/drawingml/2006/main" noChangeAspect="1"/>
+            </wp:cNvGraphicFramePr>
+            <a:graphic xmlns:a="http://schemas.openxmlformats.org/drawingml/2006/main">
+              <a:graphicData uri="http://schemas.openxmlformats.org/drawingml/2006/picture">
+                <pic:pic xmlns:pic="http://schemas.openxmlformats.org/drawingml/2006/picture">
+                  <pic:nvPicPr>
+                    <pic:cNvPr id="54901109" name=""/>
+                    <pic:cNvPicPr/>
+                  </pic:nvPicPr>
+                  <pic:blipFill>
+                    <a:blip r:embed="rId38"/>
+                    <a:stretch>
+                      <a:fillRect/>
+                    </a:stretch>
+                  </pic:blipFill>
+                  <pic:spPr>
+                    <a:xfrm>
+                      <a:off x="0" y="0"/>
+                      <a:ext cx="3455059" cy="2078281"/>
+                    </a:xfrm>
+                    <a:prstGeom prst="rect">
+                      <a:avLst/>
+                    </a:prstGeom>
+                  </pic:spPr>
+                </pic:pic>
+              </a:graphicData>
+            </a:graphic>
+          </wp:inline>
+        </w:drawing>
+      </w:r>
+    </w:p>
+    <w:p>
+      <w:r>
+        <w:t>3.</w:t>
+      </w:r>
+      <w:r>
+        <w:t xml:space="preserve"> </w:t>
+      </w:r>
+      <w:r>
+        <w:t>Find the employees who belong to Delhi and work on either ‘</w:t>
+      </w:r>
+      <w:proofErr w:type="spellStart"/>
+      <w:r>
+        <w:t>University’project</w:t>
+      </w:r>
+      <w:proofErr w:type="spellEnd"/>
+      <w:r>
+        <w:t xml:space="preserve"> or ‘</w:t>
+      </w:r>
+      <w:proofErr w:type="spellStart"/>
+      <w:r>
+        <w:t>ShareMarket</w:t>
+      </w:r>
+      <w:proofErr w:type="spellEnd"/>
+      <w:r>
+        <w:t>’ project</w:t>
+      </w:r>
+    </w:p>
+    <w:p>
+      <w:r>
+        <w:drawing>
+          <wp:inline distT="0" distB="0" distL="0" distR="0" wp14:anchorId="02A2D0C8" wp14:editId="05037810">
+            <wp:extent cx="3598515" cy="1949450"/>
+            <wp:effectExtent l="0" t="0" r="2540" b="0"/>
+            <wp:docPr id="1572376640" name="Picture 1"/>
+            <wp:cNvGraphicFramePr>
+              <a:graphicFrameLocks xmlns:a="http://schemas.openxmlformats.org/drawingml/2006/main" noChangeAspect="1"/>
+            </wp:cNvGraphicFramePr>
+            <a:graphic xmlns:a="http://schemas.openxmlformats.org/drawingml/2006/main">
+              <a:graphicData uri="http://schemas.openxmlformats.org/drawingml/2006/picture">
+                <pic:pic xmlns:pic="http://schemas.openxmlformats.org/drawingml/2006/picture">
+                  <pic:nvPicPr>
+                    <pic:cNvPr id="1572376640" name=""/>
+                    <pic:cNvPicPr/>
+                  </pic:nvPicPr>
+                  <pic:blipFill>
+                    <a:blip r:embed="rId39"/>
+                    <a:stretch>
+                      <a:fillRect/>
+                    </a:stretch>
+                  </pic:blipFill>
+                  <pic:spPr>
+                    <a:xfrm>
+                      <a:off x="0" y="0"/>
+                      <a:ext cx="3618685" cy="1960377"/>
+                    </a:xfrm>
+                    <a:prstGeom prst="rect">
+                      <a:avLst/>
+                    </a:prstGeom>
+                  </pic:spPr>
+                </pic:pic>
+              </a:graphicData>
+            </a:graphic>
+          </wp:inline>
+        </w:drawing>
+      </w:r>
+    </w:p>
+    <w:p>
+      <w:r>
+        <w:t>4.</w:t>
+      </w:r>
+      <w:r>
+        <w:t xml:space="preserve"> </w:t>
+      </w:r>
+      <w:r>
+        <w:t>Find the employees who do not work on ‘University’ project</w:t>
+      </w:r>
+    </w:p>
+    <w:p>
+      <w:r>
+        <w:lastRenderedPageBreak/>
+        <w:drawing>
+          <wp:inline distT="0" distB="0" distL="0" distR="0" wp14:anchorId="3D453845" wp14:editId="2949DD97">
+            <wp:extent cx="3178645" cy="2228850"/>
+            <wp:effectExtent l="0" t="0" r="3175" b="0"/>
+            <wp:docPr id="1322149252" name="Picture 1"/>
+            <wp:cNvGraphicFramePr>
+              <a:graphicFrameLocks xmlns:a="http://schemas.openxmlformats.org/drawingml/2006/main" noChangeAspect="1"/>
+            </wp:cNvGraphicFramePr>
+            <a:graphic xmlns:a="http://schemas.openxmlformats.org/drawingml/2006/main">
+              <a:graphicData uri="http://schemas.openxmlformats.org/drawingml/2006/picture">
+                <pic:pic xmlns:pic="http://schemas.openxmlformats.org/drawingml/2006/picture">
+                  <pic:nvPicPr>
+                    <pic:cNvPr id="1322149252" name=""/>
+                    <pic:cNvPicPr/>
+                  </pic:nvPicPr>
+                  <pic:blipFill>
+                    <a:blip r:embed="rId40"/>
+                    <a:stretch>
+                      <a:fillRect/>
+                    </a:stretch>
+                  </pic:blipFill>
+                  <pic:spPr>
+                    <a:xfrm>
+                      <a:off x="0" y="0"/>
+                      <a:ext cx="3183594" cy="2232320"/>
+                    </a:xfrm>
+                    <a:prstGeom prst="rect">
+                      <a:avLst/>
+                    </a:prstGeom>
+                  </pic:spPr>
+                </pic:pic>
+              </a:graphicData>
+            </a:graphic>
+          </wp:inline>
+        </w:drawing>
+      </w:r>
+    </w:p>
+    <w:p/>
+    <w:p>
+      <w:r>
+        <w:t>5.</w:t>
+      </w:r>
+      <w:r>
+        <w:t xml:space="preserve">  </w:t>
+      </w:r>
+      <w:r>
+        <w:t>Find the employees who work on all projects.</w:t>
+      </w:r>
+    </w:p>
+    <w:p>
+      <w:r>
+        <w:drawing>
+          <wp:inline distT="0" distB="0" distL="0" distR="0" wp14:anchorId="74F2E78B" wp14:editId="25A9A793">
+            <wp:extent cx="5486875" cy="1981372"/>
+            <wp:effectExtent l="0" t="0" r="0" b="0"/>
+            <wp:docPr id="1549652492" name="Picture 1"/>
+            <wp:cNvGraphicFramePr>
+              <a:graphicFrameLocks xmlns:a="http://schemas.openxmlformats.org/drawingml/2006/main" noChangeAspect="1"/>
+            </wp:cNvGraphicFramePr>
+            <a:graphic xmlns:a="http://schemas.openxmlformats.org/drawingml/2006/main">
+              <a:graphicData uri="http://schemas.openxmlformats.org/drawingml/2006/picture">
+                <pic:pic xmlns:pic="http://schemas.openxmlformats.org/drawingml/2006/picture">
+                  <pic:nvPicPr>
+                    <pic:cNvPr id="1549652492" name=""/>
+                    <pic:cNvPicPr/>
+                  </pic:nvPicPr>
+                  <pic:blipFill>
+                    <a:blip r:embed="rId41"/>
+                    <a:stretch>
+                      <a:fillRect/>
+                    </a:stretch>
+                  </pic:blipFill>
+                  <pic:spPr>
+                    <a:xfrm>
+                      <a:off x="0" y="0"/>
+                      <a:ext cx="5486875" cy="1981372"/>
+                    </a:xfrm>
+                    <a:prstGeom prst="rect">
+                      <a:avLst/>
+                    </a:prstGeom>
+                  </pic:spPr>
+                </pic:pic>
+              </a:graphicData>
+            </a:graphic>
+          </wp:inline>
+        </w:drawing>
+      </w:r>
+    </w:p>
+    <w:p/>
+    <w:p>
+      <w:r>
+        <w:t xml:space="preserve">6.  </w:t>
+      </w:r>
+      <w:r>
+        <w:t>List the employees who have not been assigned any project.</w:t>
+      </w:r>
+    </w:p>
+    <w:p>
+      <w:r>
+        <w:drawing>
+          <wp:inline distT="0" distB="0" distL="0" distR="0" wp14:anchorId="1A8433F2" wp14:editId="709DD9C2">
+            <wp:extent cx="3403600" cy="2149641"/>
+            <wp:effectExtent l="0" t="0" r="6350" b="3175"/>
+            <wp:docPr id="1866859456" name="Picture 1"/>
+            <wp:cNvGraphicFramePr>
+              <a:graphicFrameLocks xmlns:a="http://schemas.openxmlformats.org/drawingml/2006/main" noChangeAspect="1"/>
+            </wp:cNvGraphicFramePr>
+            <a:graphic xmlns:a="http://schemas.openxmlformats.org/drawingml/2006/main">
+              <a:graphicData uri="http://schemas.openxmlformats.org/drawingml/2006/picture">
+                <pic:pic xmlns:pic="http://schemas.openxmlformats.org/drawingml/2006/picture">
+                  <pic:nvPicPr>
+                    <pic:cNvPr id="1866859456" name=""/>
+                    <pic:cNvPicPr/>
+                  </pic:nvPicPr>
+                  <pic:blipFill>
+                    <a:blip r:embed="rId42"/>
+                    <a:stretch>
+                      <a:fillRect/>
+                    </a:stretch>
+                  </pic:blipFill>
+                  <pic:spPr>
+                    <a:xfrm>
+                      <a:off x="0" y="0"/>
+                      <a:ext cx="3416716" cy="2157925"/>
+                    </a:xfrm>
+                    <a:prstGeom prst="rect">
+                      <a:avLst/>
+                    </a:prstGeom>
+                  </pic:spPr>
+                </pic:pic>
+              </a:graphicData>
+            </a:graphic>
+          </wp:inline>
+        </w:drawing>
+      </w:r>
+    </w:p>
+    <w:p>
+      <w:r>
+        <w:lastRenderedPageBreak/>
+        <w:t xml:space="preserve">7. </w:t>
+      </w:r>
+      <w:r>
+        <w:t>Find the employees who joined the department after the commencement of ‘Bank’ project.</w:t>
+      </w:r>
+    </w:p>
+    <w:p>
+      <w:r>
+        <w:drawing>
+          <wp:inline distT="0" distB="0" distL="0" distR="0" wp14:anchorId="0A3C07DF" wp14:editId="3C06A42B">
+            <wp:extent cx="4854361" cy="2804403"/>
+            <wp:effectExtent l="0" t="0" r="3810" b="0"/>
+            <wp:docPr id="484398877" name="Picture 1"/>
+            <wp:cNvGraphicFramePr>
+              <a:graphicFrameLocks xmlns:a="http://schemas.openxmlformats.org/drawingml/2006/main" noChangeAspect="1"/>
+            </wp:cNvGraphicFramePr>
+            <a:graphic xmlns:a="http://schemas.openxmlformats.org/drawingml/2006/main">
+              <a:graphicData uri="http://schemas.openxmlformats.org/drawingml/2006/picture">
+                <pic:pic xmlns:pic="http://schemas.openxmlformats.org/drawingml/2006/picture">
+                  <pic:nvPicPr>
+                    <pic:cNvPr id="484398877" name=""/>
+                    <pic:cNvPicPr/>
+                  </pic:nvPicPr>
+                  <pic:blipFill>
+                    <a:blip r:embed="rId43"/>
+                    <a:stretch>
+                      <a:fillRect/>
+                    </a:stretch>
+                  </pic:blipFill>
+                  <pic:spPr>
+                    <a:xfrm>
+                      <a:off x="0" y="0"/>
+                      <a:ext cx="4854361" cy="2804403"/>
+                    </a:xfrm>
+                    <a:prstGeom prst="rect">
+                      <a:avLst/>
+                    </a:prstGeom>
+                  </pic:spPr>
+                </pic:pic>
+              </a:graphicData>
+            </a:graphic>
+          </wp:inline>
+        </w:drawing>
+      </w:r>
+    </w:p>
+    <w:p/>
+    <w:p>
+      <w:r>
+        <w:t xml:space="preserve">8. </w:t>
+      </w:r>
+      <w:r>
+        <w:t>Display the start and termination date of projects which are allotted to ‘Jai Prakash’</w:t>
+      </w:r>
+    </w:p>
+    <w:p>
+      <w:r>
+        <w:drawing>
+          <wp:inline distT="0" distB="0" distL="0" distR="0" wp14:anchorId="7418EEB8" wp14:editId="7B8AF556">
+            <wp:extent cx="5113463" cy="2072820"/>
+            <wp:effectExtent l="0" t="0" r="0" b="3810"/>
+            <wp:docPr id="2083652361" name="Picture 1"/>
+            <wp:cNvGraphicFramePr>
+              <a:graphicFrameLocks xmlns:a="http://schemas.openxmlformats.org/drawingml/2006/main" noChangeAspect="1"/>
+            </wp:cNvGraphicFramePr>
+            <a:graphic xmlns:a="http://schemas.openxmlformats.org/drawingml/2006/main">
+              <a:graphicData uri="http://schemas.openxmlformats.org/drawingml/2006/picture">
+                <pic:pic xmlns:pic="http://schemas.openxmlformats.org/drawingml/2006/picture">
+                  <pic:nvPicPr>
+                    <pic:cNvPr id="2083652361" name=""/>
+                    <pic:cNvPicPr/>
+                  </pic:nvPicPr>
+                  <pic:blipFill>
+                    <a:blip r:embed="rId44"/>
+                    <a:stretch>
+                      <a:fillRect/>
+                    </a:stretch>
+                  </pic:blipFill>
+                  <pic:spPr>
+                    <a:xfrm>
+                      <a:off x="0" y="0"/>
+                      <a:ext cx="5113463" cy="2072820"/>
+                    </a:xfrm>
+                    <a:prstGeom prst="rect">
+                      <a:avLst/>
+                    </a:prstGeom>
+                  </pic:spPr>
+                </pic:pic>
+              </a:graphicData>
+            </a:graphic>
+          </wp:inline>
+        </w:drawing>
       </w:r>
     </w:p>
     <w:p/>
@@ -2124,6 +2736,216 @@
     </w:sectPr>
   </w:body>
 </w:document>
+</file>
+
+<file path=word/numbering.xml><?xml version="1.0" encoding="utf-8"?>
+<w:numbering xmlns:wpc="http://schemas.microsoft.com/office/word/2010/wordprocessingCanvas" xmlns:cx="http://schemas.microsoft.com/office/drawing/2014/chartex" xmlns:cx1="http://schemas.microsoft.com/office/drawing/2015/9/8/chartex" xmlns:cx2="http://schemas.microsoft.com/office/drawing/2015/10/21/chartex" xmlns:cx3="http://schemas.microsoft.com/office/drawing/2016/5/9/chartex" xmlns:cx4="http://schemas.microsoft.com/office/drawing/2016/5/10/chartex" xmlns:cx5="http://schemas.microsoft.com/office/drawing/2016/5/11/chartex" xmlns:cx6="http://schemas.microsoft.com/office/drawing/2016/5/12/chartex" xmlns:cx7="http://schemas.microsoft.com/office/drawing/2016/5/13/chartex" xmlns:cx8="http://schemas.microsoft.com/office/drawing/2016/5/14/chartex" xmlns:mc="http://schemas.openxmlformats.org/markup-compatibility/2006" xmlns:aink="http://schemas.microsoft.com/office/drawing/2016/ink" xmlns:am3d="http://schemas.microsoft.com/office/drawing/2017/model3d" xmlns:o="urn:schemas-microsoft-com:office:office" xmlns:oel="http://schemas.microsoft.com/office/2019/extlst" xmlns:r="http://schemas.openxmlformats.org/officeDocument/2006/relationships" xmlns:m="http://schemas.openxmlformats.org/officeDocument/2006/math" xmlns:v="urn:schemas-microsoft-com:vml" xmlns:wp14="http://schemas.microsoft.com/office/word/2010/wordprocessingDrawing" xmlns:wp="http://schemas.openxmlformats.org/drawingml/2006/wordprocessingDrawing" xmlns:w10="urn:schemas-microsoft-com:office:word" xmlns:w="http://schemas.openxmlformats.org/wordprocessingml/2006/main" xmlns:w14="http://schemas.microsoft.com/office/word/2010/wordml" xmlns:w15="http://schemas.microsoft.com/office/word/2012/wordml" xmlns:w16cex="http://schemas.microsoft.com/office/word/2018/wordml/cex" xmlns:w16cid="http://schemas.microsoft.com/office/word/2016/wordml/cid" xmlns:w16="http://schemas.microsoft.com/office/word/2018/wordml" xmlns:w16du="http://schemas.microsoft.com/office/word/2023/wordml/word16du" xmlns:w16sdtdh="http://schemas.microsoft.com/office/word/2020/wordml/sdtdatahash" xmlns:w16sdtfl="http://schemas.microsoft.com/office/word/2024/wordml/sdtformatlock" xmlns:w16se="http://schemas.microsoft.com/office/word/2015/wordml/symex" xmlns:wpg="http://schemas.microsoft.com/office/word/2010/wordprocessingGroup" xmlns:wpi="http://schemas.microsoft.com/office/word/2010/wordprocessingInk" xmlns:wne="http://schemas.microsoft.com/office/word/2006/wordml" xmlns:wps="http://schemas.microsoft.com/office/word/2010/wordprocessingShape" mc:Ignorable="w14 w15 w16se w16cid w16 w16cex w16sdtdh w16sdtfl w16du wp14">
+  <w:abstractNum w:abstractNumId="0" w15:restartNumberingAfterBreak="0">
+    <w:nsid w:val="4ECF2541"/>
+    <w:multiLevelType w:val="hybridMultilevel"/>
+    <w:tmpl w:val="63E23182"/>
+    <w:lvl w:ilvl="0" w:tplc="ED8E1296">
+      <w:start w:val="8"/>
+      <w:numFmt w:val="bullet"/>
+      <w:lvlText w:val=""/>
+      <w:lvlJc w:val="left"/>
+      <w:pPr>
+        <w:ind w:left="720" w:hanging="360"/>
+      </w:pPr>
+      <w:rPr>
+        <w:rFonts w:ascii="Wingdings" w:eastAsiaTheme="minorHAnsi" w:hAnsi="Wingdings" w:cstheme="minorBidi" w:hint="default"/>
+      </w:rPr>
+    </w:lvl>
+    <w:lvl w:ilvl="1" w:tplc="04090003" w:tentative="1">
+      <w:start w:val="1"/>
+      <w:numFmt w:val="bullet"/>
+      <w:lvlText w:val="o"/>
+      <w:lvlJc w:val="left"/>
+      <w:pPr>
+        <w:ind w:left="1440" w:hanging="360"/>
+      </w:pPr>
+      <w:rPr>
+        <w:rFonts w:ascii="Courier New" w:hAnsi="Courier New" w:cs="Courier New" w:hint="default"/>
+      </w:rPr>
+    </w:lvl>
+    <w:lvl w:ilvl="2" w:tplc="04090005" w:tentative="1">
+      <w:start w:val="1"/>
+      <w:numFmt w:val="bullet"/>
+      <w:lvlText w:val=""/>
+      <w:lvlJc w:val="left"/>
+      <w:pPr>
+        <w:ind w:left="2160" w:hanging="360"/>
+      </w:pPr>
+      <w:rPr>
+        <w:rFonts w:ascii="Wingdings" w:hAnsi="Wingdings" w:hint="default"/>
+      </w:rPr>
+    </w:lvl>
+    <w:lvl w:ilvl="3" w:tplc="04090001" w:tentative="1">
+      <w:start w:val="1"/>
+      <w:numFmt w:val="bullet"/>
+      <w:lvlText w:val=""/>
+      <w:lvlJc w:val="left"/>
+      <w:pPr>
+        <w:ind w:left="2880" w:hanging="360"/>
+      </w:pPr>
+      <w:rPr>
+        <w:rFonts w:ascii="Symbol" w:hAnsi="Symbol" w:hint="default"/>
+      </w:rPr>
+    </w:lvl>
+    <w:lvl w:ilvl="4" w:tplc="04090003" w:tentative="1">
+      <w:start w:val="1"/>
+      <w:numFmt w:val="bullet"/>
+      <w:lvlText w:val="o"/>
+      <w:lvlJc w:val="left"/>
+      <w:pPr>
+        <w:ind w:left="3600" w:hanging="360"/>
+      </w:pPr>
+      <w:rPr>
+        <w:rFonts w:ascii="Courier New" w:hAnsi="Courier New" w:cs="Courier New" w:hint="default"/>
+      </w:rPr>
+    </w:lvl>
+    <w:lvl w:ilvl="5" w:tplc="04090005" w:tentative="1">
+      <w:start w:val="1"/>
+      <w:numFmt w:val="bullet"/>
+      <w:lvlText w:val=""/>
+      <w:lvlJc w:val="left"/>
+      <w:pPr>
+        <w:ind w:left="4320" w:hanging="360"/>
+      </w:pPr>
+      <w:rPr>
+        <w:rFonts w:ascii="Wingdings" w:hAnsi="Wingdings" w:hint="default"/>
+      </w:rPr>
+    </w:lvl>
+    <w:lvl w:ilvl="6" w:tplc="04090001" w:tentative="1">
+      <w:start w:val="1"/>
+      <w:numFmt w:val="bullet"/>
+      <w:lvlText w:val=""/>
+      <w:lvlJc w:val="left"/>
+      <w:pPr>
+        <w:ind w:left="5040" w:hanging="360"/>
+      </w:pPr>
+      <w:rPr>
+        <w:rFonts w:ascii="Symbol" w:hAnsi="Symbol" w:hint="default"/>
+      </w:rPr>
+    </w:lvl>
+    <w:lvl w:ilvl="7" w:tplc="04090003" w:tentative="1">
+      <w:start w:val="1"/>
+      <w:numFmt w:val="bullet"/>
+      <w:lvlText w:val="o"/>
+      <w:lvlJc w:val="left"/>
+      <w:pPr>
+        <w:ind w:left="5760" w:hanging="360"/>
+      </w:pPr>
+      <w:rPr>
+        <w:rFonts w:ascii="Courier New" w:hAnsi="Courier New" w:cs="Courier New" w:hint="default"/>
+      </w:rPr>
+    </w:lvl>
+    <w:lvl w:ilvl="8" w:tplc="04090005" w:tentative="1">
+      <w:start w:val="1"/>
+      <w:numFmt w:val="bullet"/>
+      <w:lvlText w:val=""/>
+      <w:lvlJc w:val="left"/>
+      <w:pPr>
+        <w:ind w:left="6480" w:hanging="360"/>
+      </w:pPr>
+      <w:rPr>
+        <w:rFonts w:ascii="Wingdings" w:hAnsi="Wingdings" w:hint="default"/>
+      </w:rPr>
+    </w:lvl>
+  </w:abstractNum>
+  <w:abstractNum w:abstractNumId="1" w15:restartNumberingAfterBreak="0">
+    <w:nsid w:val="613C1378"/>
+    <w:multiLevelType w:val="hybridMultilevel"/>
+    <w:tmpl w:val="167616CA"/>
+    <w:lvl w:ilvl="0" w:tplc="04090015">
+      <w:start w:val="1"/>
+      <w:numFmt w:val="upperLetter"/>
+      <w:lvlText w:val="%1."/>
+      <w:lvlJc w:val="left"/>
+      <w:pPr>
+        <w:ind w:left="720" w:hanging="360"/>
+      </w:pPr>
+    </w:lvl>
+    <w:lvl w:ilvl="1" w:tplc="04090019" w:tentative="1">
+      <w:start w:val="1"/>
+      <w:numFmt w:val="lowerLetter"/>
+      <w:lvlText w:val="%2."/>
+      <w:lvlJc w:val="left"/>
+      <w:pPr>
+        <w:ind w:left="1440" w:hanging="360"/>
+      </w:pPr>
+    </w:lvl>
+    <w:lvl w:ilvl="2" w:tplc="0409001B" w:tentative="1">
+      <w:start w:val="1"/>
+      <w:numFmt w:val="lowerRoman"/>
+      <w:lvlText w:val="%3."/>
+      <w:lvlJc w:val="right"/>
+      <w:pPr>
+        <w:ind w:left="2160" w:hanging="180"/>
+      </w:pPr>
+    </w:lvl>
+    <w:lvl w:ilvl="3" w:tplc="0409000F" w:tentative="1">
+      <w:start w:val="1"/>
+      <w:numFmt w:val="decimal"/>
+      <w:lvlText w:val="%4."/>
+      <w:lvlJc w:val="left"/>
+      <w:pPr>
+        <w:ind w:left="2880" w:hanging="360"/>
+      </w:pPr>
+    </w:lvl>
+    <w:lvl w:ilvl="4" w:tplc="04090019" w:tentative="1">
+      <w:start w:val="1"/>
+      <w:numFmt w:val="lowerLetter"/>
+      <w:lvlText w:val="%5."/>
+      <w:lvlJc w:val="left"/>
+      <w:pPr>
+        <w:ind w:left="3600" w:hanging="360"/>
+      </w:pPr>
+    </w:lvl>
+    <w:lvl w:ilvl="5" w:tplc="0409001B" w:tentative="1">
+      <w:start w:val="1"/>
+      <w:numFmt w:val="lowerRoman"/>
+      <w:lvlText w:val="%6."/>
+      <w:lvlJc w:val="right"/>
+      <w:pPr>
+        <w:ind w:left="4320" w:hanging="180"/>
+      </w:pPr>
+    </w:lvl>
+    <w:lvl w:ilvl="6" w:tplc="0409000F" w:tentative="1">
+      <w:start w:val="1"/>
+      <w:numFmt w:val="decimal"/>
+      <w:lvlText w:val="%7."/>
+      <w:lvlJc w:val="left"/>
+      <w:pPr>
+        <w:ind w:left="5040" w:hanging="360"/>
+      </w:pPr>
+    </w:lvl>
+    <w:lvl w:ilvl="7" w:tplc="04090019" w:tentative="1">
+      <w:start w:val="1"/>
+      <w:numFmt w:val="lowerLetter"/>
+      <w:lvlText w:val="%8."/>
+      <w:lvlJc w:val="left"/>
+      <w:pPr>
+        <w:ind w:left="5760" w:hanging="360"/>
+      </w:pPr>
+    </w:lvl>
+    <w:lvl w:ilvl="8" w:tplc="0409001B" w:tentative="1">
+      <w:start w:val="1"/>
+      <w:numFmt w:val="lowerRoman"/>
+      <w:lvlText w:val="%9."/>
+      <w:lvlJc w:val="right"/>
+      <w:pPr>
+        <w:ind w:left="6480" w:hanging="180"/>
+      </w:pPr>
+    </w:lvl>
+  </w:abstractNum>
+  <w:num w:numId="1" w16cid:durableId="230503767">
+    <w:abstractNumId w:val="0"/>
+  </w:num>
+  <w:num w:numId="2" w16cid:durableId="687608137">
+    <w:abstractNumId w:val="1"/>
+  </w:num>
+</w:numbering>
 </file>
 
 <file path=word/styles.xml><?xml version="1.0" encoding="utf-8"?>

--- a/Lab_A1.docx
+++ b/Lab_A1.docx
@@ -1297,21 +1297,13 @@
     <w:p>
       <w:r>
         <w:lastRenderedPageBreak/>
-        <w:t>P</w:t>
-      </w:r>
-      <w:proofErr w:type="gramStart"/>
-      <w:r>
-        <w:t>2</w:t>
+        <w:t>P2</w:t>
       </w:r>
       <w:r>
         <w:t xml:space="preserve">  </w:t>
       </w:r>
       <w:r>
-        <w:t>Consider</w:t>
-      </w:r>
-      <w:proofErr w:type="gramEnd"/>
-      <w:r>
-        <w:t xml:space="preserve"> the following table:</w:t>
+        <w:t>Consider the following table:</w:t>
       </w:r>
     </w:p>
     <w:p>
@@ -2057,18 +2049,10 @@
     <w:p>
       <w:r>
         <w:lastRenderedPageBreak/>
-        <w:t>P</w:t>
-      </w:r>
-      <w:proofErr w:type="gramStart"/>
-      <w:r>
-        <w:t xml:space="preserve">3  </w:t>
-      </w:r>
-      <w:r>
-        <w:t>Consider</w:t>
-      </w:r>
-      <w:proofErr w:type="gramEnd"/>
-      <w:r>
-        <w:t xml:space="preserve"> the following three relations: </w:t>
+        <w:t xml:space="preserve">P3  </w:t>
+      </w:r>
+      <w:r>
+        <w:t xml:space="preserve">Consider the following three relations: </w:t>
       </w:r>
     </w:p>
     <w:p>
@@ -2173,6 +2157,9 @@
     </w:p>
     <w:p>
       <w:r>
+        <w:rPr>
+          <w:noProof/>
+        </w:rPr>
         <w:drawing>
           <wp:inline distT="0" distB="0" distL="0" distR="0" wp14:anchorId="4F2C6C1A" wp14:editId="763C0459">
             <wp:extent cx="3825572" cy="1486029"/>
@@ -2213,6 +2200,9 @@
     <w:p/>
     <w:p>
       <w:r>
+        <w:rPr>
+          <w:noProof/>
+        </w:rPr>
         <w:drawing>
           <wp:inline distT="0" distB="0" distL="0" distR="0" wp14:anchorId="3AF83663" wp14:editId="5F4B45F0">
             <wp:extent cx="3322608" cy="1348857"/>
@@ -2253,6 +2243,9 @@
     <w:p/>
     <w:p>
       <w:r>
+        <w:rPr>
+          <w:noProof/>
+        </w:rPr>
         <w:drawing>
           <wp:inline distT="0" distB="0" distL="0" distR="0" wp14:anchorId="2808F98C" wp14:editId="7B5A2F65">
             <wp:extent cx="5243014" cy="1501270"/>
@@ -2294,23 +2287,18 @@
     <w:p/>
     <w:p/>
     <w:p>
-      <w:proofErr w:type="gramStart"/>
       <w:r>
         <w:t>1.</w:t>
       </w:r>
       <w:r>
-        <w:t xml:space="preserve"> </w:t>
-      </w:r>
-      <w:r>
-        <w:t>.</w:t>
-      </w:r>
-      <w:proofErr w:type="gramEnd"/>
-      <w:r>
-        <w:t xml:space="preserve"> Find the employees working on ‘Banking’ project</w:t>
-      </w:r>
-    </w:p>
-    <w:p>
-      <w:r>
+        <w:t xml:space="preserve"> . Find the employees working on ‘Banking’ project</w:t>
+      </w:r>
+    </w:p>
+    <w:p>
+      <w:r>
+        <w:rPr>
+          <w:noProof/>
+        </w:rPr>
         <w:lastRenderedPageBreak/>
         <w:drawing>
           <wp:inline distT="0" distB="0" distL="0" distR="0" wp14:anchorId="3477E39A" wp14:editId="766369CD">
@@ -2363,6 +2351,9 @@
     </w:p>
     <w:p>
       <w:r>
+        <w:rPr>
+          <w:noProof/>
+        </w:rPr>
         <w:drawing>
           <wp:inline distT="0" distB="0" distL="0" distR="0" wp14:anchorId="35079777" wp14:editId="1D66AF8C">
             <wp:extent cx="3452016" cy="2076450"/>
@@ -2405,10 +2396,7 @@
         <w:t>3.</w:t>
       </w:r>
       <w:r>
-        <w:t xml:space="preserve"> </w:t>
-      </w:r>
-      <w:r>
-        <w:t>Find the employees who belong to Delhi and work on either ‘</w:t>
+        <w:t xml:space="preserve"> Find the employees who belong to Delhi and work on either ‘</w:t>
       </w:r>
       <w:proofErr w:type="spellStart"/>
       <w:r>
@@ -2429,6 +2417,9 @@
     </w:p>
     <w:p>
       <w:r>
+        <w:rPr>
+          <w:noProof/>
+        </w:rPr>
         <w:drawing>
           <wp:inline distT="0" distB="0" distL="0" distR="0" wp14:anchorId="02A2D0C8" wp14:editId="05037810">
             <wp:extent cx="3598515" cy="1949450"/>
@@ -2479,6 +2470,9 @@
     </w:p>
     <w:p>
       <w:r>
+        <w:rPr>
+          <w:noProof/>
+        </w:rPr>
         <w:lastRenderedPageBreak/>
         <w:drawing>
           <wp:inline distT="0" distB="0" distL="0" distR="0" wp14:anchorId="3D453845" wp14:editId="2949DD97">
@@ -2531,6 +2525,9 @@
     </w:p>
     <w:p>
       <w:r>
+        <w:rPr>
+          <w:noProof/>
+        </w:rPr>
         <w:drawing>
           <wp:inline distT="0" distB="0" distL="0" distR="0" wp14:anchorId="74F2E78B" wp14:editId="25A9A793">
             <wp:extent cx="5486875" cy="1981372"/>
@@ -2579,6 +2576,9 @@
     </w:p>
     <w:p>
       <w:r>
+        <w:rPr>
+          <w:noProof/>
+        </w:rPr>
         <w:drawing>
           <wp:inline distT="0" distB="0" distL="0" distR="0" wp14:anchorId="1A8433F2" wp14:editId="709DD9C2">
             <wp:extent cx="3403600" cy="2149641"/>
@@ -2627,6 +2627,9 @@
     </w:p>
     <w:p>
       <w:r>
+        <w:rPr>
+          <w:noProof/>
+        </w:rPr>
         <w:drawing>
           <wp:inline distT="0" distB="0" distL="0" distR="0" wp14:anchorId="0A3C07DF" wp14:editId="3C06A42B">
             <wp:extent cx="4854361" cy="2804403"/>
@@ -2675,6 +2678,9 @@
     </w:p>
     <w:p>
       <w:r>
+        <w:rPr>
+          <w:noProof/>
+        </w:rPr>
         <w:drawing>
           <wp:inline distT="0" distB="0" distL="0" distR="0" wp14:anchorId="7418EEB8" wp14:editId="7B8AF556">
             <wp:extent cx="5113463" cy="2072820"/>
@@ -2718,6 +2724,2654 @@
     <w:p/>
     <w:p/>
     <w:p/>
+    <w:p>
+      <w:r>
+        <w:lastRenderedPageBreak/>
+        <w:t xml:space="preserve">P4 Consider the following relations: </w:t>
+      </w:r>
+    </w:p>
+    <w:p>
+      <w:pPr>
+        <w:pStyle w:val="ListParagraph"/>
+        <w:numPr>
+          <w:ilvl w:val="0"/>
+          <w:numId w:val="1"/>
+        </w:numPr>
+      </w:pPr>
+      <w:r>
+        <w:t xml:space="preserve">Primary Keys are indicated by # </w:t>
+      </w:r>
+    </w:p>
+    <w:p>
+      <w:pPr>
+        <w:pStyle w:val="ListParagraph"/>
+        <w:numPr>
+          <w:ilvl w:val="0"/>
+          <w:numId w:val="1"/>
+        </w:numPr>
+      </w:pPr>
+      <w:proofErr w:type="spellStart"/>
+      <w:r>
+        <w:t>Foriegn</w:t>
+      </w:r>
+      <w:proofErr w:type="spellEnd"/>
+      <w:r>
+        <w:t xml:space="preserve"> Keys are underlined. </w:t>
+      </w:r>
+    </w:p>
+    <w:p>
+      <w:pPr>
+        <w:pStyle w:val="ListParagraph"/>
+        <w:numPr>
+          <w:ilvl w:val="0"/>
+          <w:numId w:val="1"/>
+        </w:numPr>
+      </w:pPr>
+      <w:r>
+        <w:t xml:space="preserve">Student (Roll#, </w:t>
+      </w:r>
+      <w:proofErr w:type="spellStart"/>
+      <w:r>
+        <w:t>SName</w:t>
+      </w:r>
+      <w:proofErr w:type="spellEnd"/>
+      <w:r>
+        <w:t xml:space="preserve">, City, Age, Gender) </w:t>
+      </w:r>
+    </w:p>
+    <w:p>
+      <w:pPr>
+        <w:pStyle w:val="ListParagraph"/>
+        <w:numPr>
+          <w:ilvl w:val="0"/>
+          <w:numId w:val="1"/>
+        </w:numPr>
+      </w:pPr>
+      <w:r>
+        <w:t xml:space="preserve">Course (Cid#, </w:t>
+      </w:r>
+      <w:proofErr w:type="spellStart"/>
+      <w:r>
+        <w:t>CName</w:t>
+      </w:r>
+      <w:proofErr w:type="spellEnd"/>
+      <w:r>
+        <w:t xml:space="preserve">, Semester, Credits, Fee) </w:t>
+      </w:r>
+    </w:p>
+    <w:p>
+      <w:pPr>
+        <w:pStyle w:val="ListParagraph"/>
+        <w:numPr>
+          <w:ilvl w:val="0"/>
+          <w:numId w:val="1"/>
+        </w:numPr>
+      </w:pPr>
+      <w:r>
+        <w:t xml:space="preserve">Enrollment (Roll, Cid, </w:t>
+      </w:r>
+      <w:proofErr w:type="spellStart"/>
+      <w:r>
+        <w:t>DateOfReg</w:t>
+      </w:r>
+      <w:proofErr w:type="spellEnd"/>
+      <w:r>
+        <w:t>)</w:t>
+      </w:r>
+    </w:p>
+    <w:p/>
+    <w:p>
+      <w:r>
+        <w:drawing>
+          <wp:inline distT="0" distB="0" distL="0" distR="0" wp14:anchorId="7574FAE2" wp14:editId="3B099D85">
+            <wp:extent cx="5943600" cy="4938395"/>
+            <wp:effectExtent l="0" t="0" r="0" b="0"/>
+            <wp:docPr id="1581869506" name="Picture 1"/>
+            <wp:cNvGraphicFramePr>
+              <a:graphicFrameLocks xmlns:a="http://schemas.openxmlformats.org/drawingml/2006/main" noChangeAspect="1"/>
+            </wp:cNvGraphicFramePr>
+            <a:graphic xmlns:a="http://schemas.openxmlformats.org/drawingml/2006/main">
+              <a:graphicData uri="http://schemas.openxmlformats.org/drawingml/2006/picture">
+                <pic:pic xmlns:pic="http://schemas.openxmlformats.org/drawingml/2006/picture">
+                  <pic:nvPicPr>
+                    <pic:cNvPr id="1581869506" name=""/>
+                    <pic:cNvPicPr/>
+                  </pic:nvPicPr>
+                  <pic:blipFill>
+                    <a:blip r:embed="rId45"/>
+                    <a:stretch>
+                      <a:fillRect/>
+                    </a:stretch>
+                  </pic:blipFill>
+                  <pic:spPr>
+                    <a:xfrm>
+                      <a:off x="0" y="0"/>
+                      <a:ext cx="5943600" cy="4938395"/>
+                    </a:xfrm>
+                    <a:prstGeom prst="rect">
+                      <a:avLst/>
+                    </a:prstGeom>
+                  </pic:spPr>
+                </pic:pic>
+              </a:graphicData>
+            </a:graphic>
+          </wp:inline>
+        </w:drawing>
+      </w:r>
+    </w:p>
+    <w:p/>
+    <w:p/>
+    <w:p/>
+    <w:p/>
+    <w:p>
+      <w:r>
+        <w:lastRenderedPageBreak/>
+        <w:drawing>
+          <wp:inline distT="0" distB="0" distL="0" distR="0" wp14:anchorId="5D31FDBD" wp14:editId="74BA719F">
+            <wp:extent cx="5943600" cy="4367530"/>
+            <wp:effectExtent l="0" t="0" r="0" b="0"/>
+            <wp:docPr id="1228584108" name="Picture 1"/>
+            <wp:cNvGraphicFramePr>
+              <a:graphicFrameLocks xmlns:a="http://schemas.openxmlformats.org/drawingml/2006/main" noChangeAspect="1"/>
+            </wp:cNvGraphicFramePr>
+            <a:graphic xmlns:a="http://schemas.openxmlformats.org/drawingml/2006/main">
+              <a:graphicData uri="http://schemas.openxmlformats.org/drawingml/2006/picture">
+                <pic:pic xmlns:pic="http://schemas.openxmlformats.org/drawingml/2006/picture">
+                  <pic:nvPicPr>
+                    <pic:cNvPr id="1228584108" name=""/>
+                    <pic:cNvPicPr/>
+                  </pic:nvPicPr>
+                  <pic:blipFill>
+                    <a:blip r:embed="rId46"/>
+                    <a:stretch>
+                      <a:fillRect/>
+                    </a:stretch>
+                  </pic:blipFill>
+                  <pic:spPr>
+                    <a:xfrm>
+                      <a:off x="0" y="0"/>
+                      <a:ext cx="5943600" cy="4367530"/>
+                    </a:xfrm>
+                    <a:prstGeom prst="rect">
+                      <a:avLst/>
+                    </a:prstGeom>
+                  </pic:spPr>
+                </pic:pic>
+              </a:graphicData>
+            </a:graphic>
+          </wp:inline>
+        </w:drawing>
+      </w:r>
+    </w:p>
+    <w:p/>
+    <w:p>
+      <w:r>
+        <w:drawing>
+          <wp:inline distT="0" distB="0" distL="0" distR="0" wp14:anchorId="0C602B8F" wp14:editId="27400943">
+            <wp:extent cx="4770120" cy="3339594"/>
+            <wp:effectExtent l="0" t="0" r="0" b="0"/>
+            <wp:docPr id="2061102681" name="Picture 1"/>
+            <wp:cNvGraphicFramePr>
+              <a:graphicFrameLocks xmlns:a="http://schemas.openxmlformats.org/drawingml/2006/main" noChangeAspect="1"/>
+            </wp:cNvGraphicFramePr>
+            <a:graphic xmlns:a="http://schemas.openxmlformats.org/drawingml/2006/main">
+              <a:graphicData uri="http://schemas.openxmlformats.org/drawingml/2006/picture">
+                <pic:pic xmlns:pic="http://schemas.openxmlformats.org/drawingml/2006/picture">
+                  <pic:nvPicPr>
+                    <pic:cNvPr id="2061102681" name=""/>
+                    <pic:cNvPicPr/>
+                  </pic:nvPicPr>
+                  <pic:blipFill>
+                    <a:blip r:embed="rId47"/>
+                    <a:stretch>
+                      <a:fillRect/>
+                    </a:stretch>
+                  </pic:blipFill>
+                  <pic:spPr>
+                    <a:xfrm>
+                      <a:off x="0" y="0"/>
+                      <a:ext cx="4776302" cy="3343922"/>
+                    </a:xfrm>
+                    <a:prstGeom prst="rect">
+                      <a:avLst/>
+                    </a:prstGeom>
+                  </pic:spPr>
+                </pic:pic>
+              </a:graphicData>
+            </a:graphic>
+          </wp:inline>
+        </w:drawing>
+      </w:r>
+    </w:p>
+    <w:p>
+      <w:r>
+        <w:lastRenderedPageBreak/>
+        <w:t>1. Find the details of students registered in MCA course.</w:t>
+      </w:r>
+    </w:p>
+    <w:p>
+      <w:r>
+        <w:drawing>
+          <wp:inline distT="0" distB="0" distL="0" distR="0" wp14:anchorId="2E294FE8" wp14:editId="6CD299F8">
+            <wp:extent cx="5943600" cy="1363345"/>
+            <wp:effectExtent l="0" t="0" r="0" b="8255"/>
+            <wp:docPr id="1863309552" name="Picture 1"/>
+            <wp:cNvGraphicFramePr>
+              <a:graphicFrameLocks xmlns:a="http://schemas.openxmlformats.org/drawingml/2006/main" noChangeAspect="1"/>
+            </wp:cNvGraphicFramePr>
+            <a:graphic xmlns:a="http://schemas.openxmlformats.org/drawingml/2006/main">
+              <a:graphicData uri="http://schemas.openxmlformats.org/drawingml/2006/picture">
+                <pic:pic xmlns:pic="http://schemas.openxmlformats.org/drawingml/2006/picture">
+                  <pic:nvPicPr>
+                    <pic:cNvPr id="1863309552" name=""/>
+                    <pic:cNvPicPr/>
+                  </pic:nvPicPr>
+                  <pic:blipFill>
+                    <a:blip r:embed="rId48"/>
+                    <a:stretch>
+                      <a:fillRect/>
+                    </a:stretch>
+                  </pic:blipFill>
+                  <pic:spPr>
+                    <a:xfrm>
+                      <a:off x="0" y="0"/>
+                      <a:ext cx="5943600" cy="1363345"/>
+                    </a:xfrm>
+                    <a:prstGeom prst="rect">
+                      <a:avLst/>
+                    </a:prstGeom>
+                  </pic:spPr>
+                </pic:pic>
+              </a:graphicData>
+            </a:graphic>
+          </wp:inline>
+        </w:drawing>
+      </w:r>
+    </w:p>
+    <w:p>
+      <w:r>
+        <w:t xml:space="preserve">2. Display the total number of students enrolled in MBA. </w:t>
+      </w:r>
+    </w:p>
+    <w:p>
+      <w:r>
+        <w:drawing>
+          <wp:inline distT="0" distB="0" distL="0" distR="0" wp14:anchorId="5A4D65F9" wp14:editId="2DA18A87">
+            <wp:extent cx="5943600" cy="1061085"/>
+            <wp:effectExtent l="0" t="0" r="0" b="5715"/>
+            <wp:docPr id="1691308595" name="Picture 1"/>
+            <wp:cNvGraphicFramePr>
+              <a:graphicFrameLocks xmlns:a="http://schemas.openxmlformats.org/drawingml/2006/main" noChangeAspect="1"/>
+            </wp:cNvGraphicFramePr>
+            <a:graphic xmlns:a="http://schemas.openxmlformats.org/drawingml/2006/main">
+              <a:graphicData uri="http://schemas.openxmlformats.org/drawingml/2006/picture">
+                <pic:pic xmlns:pic="http://schemas.openxmlformats.org/drawingml/2006/picture">
+                  <pic:nvPicPr>
+                    <pic:cNvPr id="1691308595" name=""/>
+                    <pic:cNvPicPr/>
+                  </pic:nvPicPr>
+                  <pic:blipFill>
+                    <a:blip r:embed="rId49"/>
+                    <a:stretch>
+                      <a:fillRect/>
+                    </a:stretch>
+                  </pic:blipFill>
+                  <pic:spPr>
+                    <a:xfrm>
+                      <a:off x="0" y="0"/>
+                      <a:ext cx="5943600" cy="1061085"/>
+                    </a:xfrm>
+                    <a:prstGeom prst="rect">
+                      <a:avLst/>
+                    </a:prstGeom>
+                  </pic:spPr>
+                </pic:pic>
+              </a:graphicData>
+            </a:graphic>
+          </wp:inline>
+        </w:drawing>
+      </w:r>
+    </w:p>
+    <w:p>
+      <w:r>
+        <w:t>3. Display the names of students who are enrolled in the course in which “Anita” is registered.</w:t>
+      </w:r>
+    </w:p>
+    <w:p>
+      <w:r>
+        <w:drawing>
+          <wp:inline distT="0" distB="0" distL="0" distR="0" wp14:anchorId="6F647423" wp14:editId="1614A307">
+            <wp:extent cx="5943600" cy="2012950"/>
+            <wp:effectExtent l="0" t="0" r="0" b="6350"/>
+            <wp:docPr id="120308725" name="Picture 1"/>
+            <wp:cNvGraphicFramePr>
+              <a:graphicFrameLocks xmlns:a="http://schemas.openxmlformats.org/drawingml/2006/main" noChangeAspect="1"/>
+            </wp:cNvGraphicFramePr>
+            <a:graphic xmlns:a="http://schemas.openxmlformats.org/drawingml/2006/main">
+              <a:graphicData uri="http://schemas.openxmlformats.org/drawingml/2006/picture">
+                <pic:pic xmlns:pic="http://schemas.openxmlformats.org/drawingml/2006/picture">
+                  <pic:nvPicPr>
+                    <pic:cNvPr id="120308725" name=""/>
+                    <pic:cNvPicPr/>
+                  </pic:nvPicPr>
+                  <pic:blipFill>
+                    <a:blip r:embed="rId50"/>
+                    <a:stretch>
+                      <a:fillRect/>
+                    </a:stretch>
+                  </pic:blipFill>
+                  <pic:spPr>
+                    <a:xfrm>
+                      <a:off x="0" y="0"/>
+                      <a:ext cx="5943600" cy="2012950"/>
+                    </a:xfrm>
+                    <a:prstGeom prst="rect">
+                      <a:avLst/>
+                    </a:prstGeom>
+                  </pic:spPr>
+                </pic:pic>
+              </a:graphicData>
+            </a:graphic>
+          </wp:inline>
+        </w:drawing>
+      </w:r>
+    </w:p>
+    <w:p/>
+    <w:p/>
+    <w:p/>
+    <w:p/>
+    <w:p/>
+    <w:p/>
+    <w:p/>
+    <w:p>
+      <w:r>
+        <w:lastRenderedPageBreak/>
+        <w:t>4. Display the names of all the students with their date of enrollment in the courses.</w:t>
+      </w:r>
+    </w:p>
+    <w:p>
+      <w:r>
+        <w:drawing>
+          <wp:inline distT="0" distB="0" distL="0" distR="0" wp14:anchorId="1723D513" wp14:editId="0AE570A5">
+            <wp:extent cx="5943600" cy="1861185"/>
+            <wp:effectExtent l="0" t="0" r="0" b="5715"/>
+            <wp:docPr id="1980033150" name="Picture 1"/>
+            <wp:cNvGraphicFramePr>
+              <a:graphicFrameLocks xmlns:a="http://schemas.openxmlformats.org/drawingml/2006/main" noChangeAspect="1"/>
+            </wp:cNvGraphicFramePr>
+            <a:graphic xmlns:a="http://schemas.openxmlformats.org/drawingml/2006/main">
+              <a:graphicData uri="http://schemas.openxmlformats.org/drawingml/2006/picture">
+                <pic:pic xmlns:pic="http://schemas.openxmlformats.org/drawingml/2006/picture">
+                  <pic:nvPicPr>
+                    <pic:cNvPr id="1980033150" name=""/>
+                    <pic:cNvPicPr/>
+                  </pic:nvPicPr>
+                  <pic:blipFill>
+                    <a:blip r:embed="rId51"/>
+                    <a:stretch>
+                      <a:fillRect/>
+                    </a:stretch>
+                  </pic:blipFill>
+                  <pic:spPr>
+                    <a:xfrm>
+                      <a:off x="0" y="0"/>
+                      <a:ext cx="5943600" cy="1861185"/>
+                    </a:xfrm>
+                    <a:prstGeom prst="rect">
+                      <a:avLst/>
+                    </a:prstGeom>
+                  </pic:spPr>
+                </pic:pic>
+              </a:graphicData>
+            </a:graphic>
+          </wp:inline>
+        </w:drawing>
+      </w:r>
+    </w:p>
+    <w:p/>
+    <w:p>
+      <w:r>
+        <w:t xml:space="preserve">5. Display the name of the course in which “Kunal” is registered. </w:t>
+      </w:r>
+    </w:p>
+    <w:p>
+      <w:r>
+        <w:drawing>
+          <wp:inline distT="0" distB="0" distL="0" distR="0" wp14:anchorId="772162DF" wp14:editId="60717B73">
+            <wp:extent cx="5943600" cy="1549400"/>
+            <wp:effectExtent l="0" t="0" r="0" b="0"/>
+            <wp:docPr id="410621033" name="Picture 1"/>
+            <wp:cNvGraphicFramePr>
+              <a:graphicFrameLocks xmlns:a="http://schemas.openxmlformats.org/drawingml/2006/main" noChangeAspect="1"/>
+            </wp:cNvGraphicFramePr>
+            <a:graphic xmlns:a="http://schemas.openxmlformats.org/drawingml/2006/main">
+              <a:graphicData uri="http://schemas.openxmlformats.org/drawingml/2006/picture">
+                <pic:pic xmlns:pic="http://schemas.openxmlformats.org/drawingml/2006/picture">
+                  <pic:nvPicPr>
+                    <pic:cNvPr id="410621033" name=""/>
+                    <pic:cNvPicPr/>
+                  </pic:nvPicPr>
+                  <pic:blipFill>
+                    <a:blip r:embed="rId52"/>
+                    <a:stretch>
+                      <a:fillRect/>
+                    </a:stretch>
+                  </pic:blipFill>
+                  <pic:spPr>
+                    <a:xfrm>
+                      <a:off x="0" y="0"/>
+                      <a:ext cx="5943600" cy="1549400"/>
+                    </a:xfrm>
+                    <a:prstGeom prst="rect">
+                      <a:avLst/>
+                    </a:prstGeom>
+                  </pic:spPr>
+                </pic:pic>
+              </a:graphicData>
+            </a:graphic>
+          </wp:inline>
+        </w:drawing>
+      </w:r>
+    </w:p>
+    <w:p>
+      <w:r>
+        <w:t xml:space="preserve">6. Display the names of boys-students enrolled in MCA. </w:t>
+      </w:r>
+    </w:p>
+    <w:p>
+      <w:r>
+        <w:drawing>
+          <wp:inline distT="0" distB="0" distL="0" distR="0" wp14:anchorId="3B3308CD" wp14:editId="13737DEA">
+            <wp:extent cx="5943600" cy="1469390"/>
+            <wp:effectExtent l="0" t="0" r="0" b="0"/>
+            <wp:docPr id="1048871350" name="Picture 1"/>
+            <wp:cNvGraphicFramePr>
+              <a:graphicFrameLocks xmlns:a="http://schemas.openxmlformats.org/drawingml/2006/main" noChangeAspect="1"/>
+            </wp:cNvGraphicFramePr>
+            <a:graphic xmlns:a="http://schemas.openxmlformats.org/drawingml/2006/main">
+              <a:graphicData uri="http://schemas.openxmlformats.org/drawingml/2006/picture">
+                <pic:pic xmlns:pic="http://schemas.openxmlformats.org/drawingml/2006/picture">
+                  <pic:nvPicPr>
+                    <pic:cNvPr id="1048871350" name=""/>
+                    <pic:cNvPicPr/>
+                  </pic:nvPicPr>
+                  <pic:blipFill>
+                    <a:blip r:embed="rId53"/>
+                    <a:stretch>
+                      <a:fillRect/>
+                    </a:stretch>
+                  </pic:blipFill>
+                  <pic:spPr>
+                    <a:xfrm>
+                      <a:off x="0" y="0"/>
+                      <a:ext cx="5943600" cy="1469390"/>
+                    </a:xfrm>
+                    <a:prstGeom prst="rect">
+                      <a:avLst/>
+                    </a:prstGeom>
+                  </pic:spPr>
+                </pic:pic>
+              </a:graphicData>
+            </a:graphic>
+          </wp:inline>
+        </w:drawing>
+      </w:r>
+    </w:p>
+    <w:p>
+      <w:r>
+        <w:t>7. Display the number of students registered in MCA course who live outside Delhi.</w:t>
+      </w:r>
+    </w:p>
+    <w:p>
+      <w:r>
+        <w:drawing>
+          <wp:inline distT="0" distB="0" distL="0" distR="0" wp14:anchorId="7F262671" wp14:editId="166D3D6A">
+            <wp:extent cx="5943600" cy="1325880"/>
+            <wp:effectExtent l="0" t="0" r="0" b="7620"/>
+            <wp:docPr id="962448430" name="Picture 1"/>
+            <wp:cNvGraphicFramePr>
+              <a:graphicFrameLocks xmlns:a="http://schemas.openxmlformats.org/drawingml/2006/main" noChangeAspect="1"/>
+            </wp:cNvGraphicFramePr>
+            <a:graphic xmlns:a="http://schemas.openxmlformats.org/drawingml/2006/main">
+              <a:graphicData uri="http://schemas.openxmlformats.org/drawingml/2006/picture">
+                <pic:pic xmlns:pic="http://schemas.openxmlformats.org/drawingml/2006/picture">
+                  <pic:nvPicPr>
+                    <pic:cNvPr id="962448430" name=""/>
+                    <pic:cNvPicPr/>
+                  </pic:nvPicPr>
+                  <pic:blipFill>
+                    <a:blip r:embed="rId54"/>
+                    <a:stretch>
+                      <a:fillRect/>
+                    </a:stretch>
+                  </pic:blipFill>
+                  <pic:spPr>
+                    <a:xfrm>
+                      <a:off x="0" y="0"/>
+                      <a:ext cx="5943600" cy="1325880"/>
+                    </a:xfrm>
+                    <a:prstGeom prst="rect">
+                      <a:avLst/>
+                    </a:prstGeom>
+                  </pic:spPr>
+                </pic:pic>
+              </a:graphicData>
+            </a:graphic>
+          </wp:inline>
+        </w:drawing>
+      </w:r>
+    </w:p>
+    <w:p>
+      <w:r>
+        <w:lastRenderedPageBreak/>
+        <w:t xml:space="preserve">P5. </w:t>
+      </w:r>
+      <w:r>
+        <w:t xml:space="preserve">Consider any table of your choice and execute following functions on numeric, character and date type fields : • sqrt( ) • power( ) • ceil( ) • max( ) • min( ) • avg( ) • count( ) • exp( ) • mod( ) • sum ( ) • floor( ) • abs( ) • greatest ( ) • round( ) • </w:t>
+      </w:r>
+      <w:proofErr w:type="spellStart"/>
+      <w:r>
+        <w:t>to_date</w:t>
+      </w:r>
+      <w:proofErr w:type="spellEnd"/>
+      <w:r>
+        <w:t xml:space="preserve">( ) • </w:t>
+      </w:r>
+      <w:proofErr w:type="spellStart"/>
+      <w:r>
+        <w:t>months_between</w:t>
+      </w:r>
+      <w:proofErr w:type="spellEnd"/>
+      <w:r>
+        <w:t xml:space="preserve">( ) • </w:t>
+      </w:r>
+      <w:proofErr w:type="spellStart"/>
+      <w:r>
+        <w:t>last_day</w:t>
+      </w:r>
+      <w:proofErr w:type="spellEnd"/>
+      <w:r>
+        <w:t xml:space="preserve">( ) • </w:t>
+      </w:r>
+      <w:proofErr w:type="spellStart"/>
+      <w:r>
+        <w:t>add_months</w:t>
+      </w:r>
+      <w:proofErr w:type="spellEnd"/>
+      <w:r>
+        <w:t xml:space="preserve">( ) • </w:t>
+      </w:r>
+      <w:proofErr w:type="spellStart"/>
+      <w:r>
+        <w:t>next_day</w:t>
+      </w:r>
+      <w:proofErr w:type="spellEnd"/>
+      <w:r>
+        <w:t xml:space="preserve">( ) • </w:t>
+      </w:r>
+      <w:proofErr w:type="spellStart"/>
+      <w:r>
+        <w:t>sysdate</w:t>
+      </w:r>
+      <w:proofErr w:type="spellEnd"/>
+      <w:r>
+        <w:t xml:space="preserve"> • round( ) • </w:t>
+      </w:r>
+      <w:proofErr w:type="spellStart"/>
+      <w:r>
+        <w:t>to_char</w:t>
+      </w:r>
+      <w:proofErr w:type="spellEnd"/>
+      <w:r>
+        <w:t xml:space="preserve">( ) length( ) • </w:t>
+      </w:r>
+      <w:proofErr w:type="spellStart"/>
+      <w:r>
+        <w:t>substr</w:t>
+      </w:r>
+      <w:proofErr w:type="spellEnd"/>
+      <w:r>
+        <w:t xml:space="preserve">( ) • lower( ) • </w:t>
+      </w:r>
+      <w:proofErr w:type="spellStart"/>
+      <w:r>
+        <w:t>initcap</w:t>
+      </w:r>
+      <w:proofErr w:type="spellEnd"/>
+      <w:r>
+        <w:t xml:space="preserve">( ) • </w:t>
+      </w:r>
+      <w:proofErr w:type="spellStart"/>
+      <w:r>
+        <w:t>instr</w:t>
+      </w:r>
+      <w:proofErr w:type="spellEnd"/>
+      <w:r>
+        <w:t xml:space="preserve">( ) • </w:t>
+      </w:r>
+      <w:proofErr w:type="spellStart"/>
+      <w:r>
+        <w:t>concat</w:t>
+      </w:r>
+      <w:proofErr w:type="spellEnd"/>
+      <w:r>
+        <w:t xml:space="preserve">( ) • </w:t>
+      </w:r>
+      <w:proofErr w:type="spellStart"/>
+      <w:r>
+        <w:t>lpad</w:t>
+      </w:r>
+      <w:proofErr w:type="spellEnd"/>
+      <w:r>
+        <w:t xml:space="preserve">( ) • </w:t>
+      </w:r>
+      <w:proofErr w:type="spellStart"/>
+      <w:r>
+        <w:t>rpad</w:t>
+      </w:r>
+      <w:proofErr w:type="spellEnd"/>
+      <w:r>
+        <w:t xml:space="preserve">( ) • </w:t>
+      </w:r>
+      <w:proofErr w:type="spellStart"/>
+      <w:r>
+        <w:t>ltrim</w:t>
+      </w:r>
+      <w:proofErr w:type="spellEnd"/>
+      <w:r>
+        <w:t xml:space="preserve">( ) • </w:t>
+      </w:r>
+      <w:proofErr w:type="spellStart"/>
+      <w:r>
+        <w:t>rtrim</w:t>
+      </w:r>
+      <w:proofErr w:type="spellEnd"/>
+      <w:r>
+        <w:t>( ) • replace( )</w:t>
+      </w:r>
+    </w:p>
+    <w:p>
+      <w:r>
+        <w:drawing>
+          <wp:inline distT="0" distB="0" distL="0" distR="0" wp14:anchorId="2C26E383" wp14:editId="6AF2EFA8">
+            <wp:extent cx="4762913" cy="1577477"/>
+            <wp:effectExtent l="0" t="0" r="0" b="3810"/>
+            <wp:docPr id="758453584" name="Picture 1"/>
+            <wp:cNvGraphicFramePr>
+              <a:graphicFrameLocks xmlns:a="http://schemas.openxmlformats.org/drawingml/2006/main" noChangeAspect="1"/>
+            </wp:cNvGraphicFramePr>
+            <a:graphic xmlns:a="http://schemas.openxmlformats.org/drawingml/2006/main">
+              <a:graphicData uri="http://schemas.openxmlformats.org/drawingml/2006/picture">
+                <pic:pic xmlns:pic="http://schemas.openxmlformats.org/drawingml/2006/picture">
+                  <pic:nvPicPr>
+                    <pic:cNvPr id="758453584" name=""/>
+                    <pic:cNvPicPr/>
+                  </pic:nvPicPr>
+                  <pic:blipFill>
+                    <a:blip r:embed="rId55"/>
+                    <a:stretch>
+                      <a:fillRect/>
+                    </a:stretch>
+                  </pic:blipFill>
+                  <pic:spPr>
+                    <a:xfrm>
+                      <a:off x="0" y="0"/>
+                      <a:ext cx="4762913" cy="1577477"/>
+                    </a:xfrm>
+                    <a:prstGeom prst="rect">
+                      <a:avLst/>
+                    </a:prstGeom>
+                  </pic:spPr>
+                </pic:pic>
+              </a:graphicData>
+            </a:graphic>
+          </wp:inline>
+        </w:drawing>
+      </w:r>
+    </w:p>
+    <w:p/>
+    <w:p>
+      <w:r>
+        <w:drawing>
+          <wp:inline distT="0" distB="0" distL="0" distR="0" wp14:anchorId="7A0FDC0E" wp14:editId="7B2549EE">
+            <wp:extent cx="6407785" cy="1531620"/>
+            <wp:effectExtent l="0" t="0" r="0" b="0"/>
+            <wp:docPr id="659773683" name="Picture 1"/>
+            <wp:cNvGraphicFramePr>
+              <a:graphicFrameLocks xmlns:a="http://schemas.openxmlformats.org/drawingml/2006/main" noChangeAspect="1"/>
+            </wp:cNvGraphicFramePr>
+            <a:graphic xmlns:a="http://schemas.openxmlformats.org/drawingml/2006/main">
+              <a:graphicData uri="http://schemas.openxmlformats.org/drawingml/2006/picture">
+                <pic:pic xmlns:pic="http://schemas.openxmlformats.org/drawingml/2006/picture">
+                  <pic:nvPicPr>
+                    <pic:cNvPr id="659773683" name=""/>
+                    <pic:cNvPicPr/>
+                  </pic:nvPicPr>
+                  <pic:blipFill>
+                    <a:blip r:embed="rId56"/>
+                    <a:stretch>
+                      <a:fillRect/>
+                    </a:stretch>
+                  </pic:blipFill>
+                  <pic:spPr>
+                    <a:xfrm>
+                      <a:off x="0" y="0"/>
+                      <a:ext cx="6413799" cy="1533057"/>
+                    </a:xfrm>
+                    <a:prstGeom prst="rect">
+                      <a:avLst/>
+                    </a:prstGeom>
+                  </pic:spPr>
+                </pic:pic>
+              </a:graphicData>
+            </a:graphic>
+          </wp:inline>
+        </w:drawing>
+      </w:r>
+    </w:p>
+    <w:p/>
+    <w:p>
+      <w:r>
+        <w:drawing>
+          <wp:inline distT="0" distB="0" distL="0" distR="0" wp14:anchorId="04C364A6" wp14:editId="7D2F74BB">
+            <wp:extent cx="6361891" cy="2491740"/>
+            <wp:effectExtent l="0" t="0" r="1270" b="3810"/>
+            <wp:docPr id="790302609" name="Picture 1"/>
+            <wp:cNvGraphicFramePr>
+              <a:graphicFrameLocks xmlns:a="http://schemas.openxmlformats.org/drawingml/2006/main" noChangeAspect="1"/>
+            </wp:cNvGraphicFramePr>
+            <a:graphic xmlns:a="http://schemas.openxmlformats.org/drawingml/2006/main">
+              <a:graphicData uri="http://schemas.openxmlformats.org/drawingml/2006/picture">
+                <pic:pic xmlns:pic="http://schemas.openxmlformats.org/drawingml/2006/picture">
+                  <pic:nvPicPr>
+                    <pic:cNvPr id="790302609" name=""/>
+                    <pic:cNvPicPr/>
+                  </pic:nvPicPr>
+                  <pic:blipFill>
+                    <a:blip r:embed="rId57"/>
+                    <a:stretch>
+                      <a:fillRect/>
+                    </a:stretch>
+                  </pic:blipFill>
+                  <pic:spPr>
+                    <a:xfrm>
+                      <a:off x="0" y="0"/>
+                      <a:ext cx="6368361" cy="2494274"/>
+                    </a:xfrm>
+                    <a:prstGeom prst="rect">
+                      <a:avLst/>
+                    </a:prstGeom>
+                  </pic:spPr>
+                </pic:pic>
+              </a:graphicData>
+            </a:graphic>
+          </wp:inline>
+        </w:drawing>
+      </w:r>
+    </w:p>
+    <w:p/>
+    <w:p>
+      <w:r>
+        <w:lastRenderedPageBreak/>
+        <w:drawing>
+          <wp:inline distT="0" distB="0" distL="0" distR="0" wp14:anchorId="34A2A7CF" wp14:editId="5F0C7DAC">
+            <wp:extent cx="4808637" cy="2339543"/>
+            <wp:effectExtent l="0" t="0" r="0" b="3810"/>
+            <wp:docPr id="1791379796" name="Picture 1"/>
+            <wp:cNvGraphicFramePr>
+              <a:graphicFrameLocks xmlns:a="http://schemas.openxmlformats.org/drawingml/2006/main" noChangeAspect="1"/>
+            </wp:cNvGraphicFramePr>
+            <a:graphic xmlns:a="http://schemas.openxmlformats.org/drawingml/2006/main">
+              <a:graphicData uri="http://schemas.openxmlformats.org/drawingml/2006/picture">
+                <pic:pic xmlns:pic="http://schemas.openxmlformats.org/drawingml/2006/picture">
+                  <pic:nvPicPr>
+                    <pic:cNvPr id="1791379796" name=""/>
+                    <pic:cNvPicPr/>
+                  </pic:nvPicPr>
+                  <pic:blipFill>
+                    <a:blip r:embed="rId58"/>
+                    <a:stretch>
+                      <a:fillRect/>
+                    </a:stretch>
+                  </pic:blipFill>
+                  <pic:spPr>
+                    <a:xfrm>
+                      <a:off x="0" y="0"/>
+                      <a:ext cx="4808637" cy="2339543"/>
+                    </a:xfrm>
+                    <a:prstGeom prst="rect">
+                      <a:avLst/>
+                    </a:prstGeom>
+                  </pic:spPr>
+                </pic:pic>
+              </a:graphicData>
+            </a:graphic>
+          </wp:inline>
+        </w:drawing>
+      </w:r>
+    </w:p>
+    <w:p/>
+    <w:p>
+      <w:r>
+        <w:drawing>
+          <wp:inline distT="0" distB="0" distL="0" distR="0" wp14:anchorId="0541088F" wp14:editId="42B31C8F">
+            <wp:extent cx="6153034" cy="2164080"/>
+            <wp:effectExtent l="0" t="0" r="635" b="7620"/>
+            <wp:docPr id="550069099" name="Picture 1"/>
+            <wp:cNvGraphicFramePr>
+              <a:graphicFrameLocks xmlns:a="http://schemas.openxmlformats.org/drawingml/2006/main" noChangeAspect="1"/>
+            </wp:cNvGraphicFramePr>
+            <a:graphic xmlns:a="http://schemas.openxmlformats.org/drawingml/2006/main">
+              <a:graphicData uri="http://schemas.openxmlformats.org/drawingml/2006/picture">
+                <pic:pic xmlns:pic="http://schemas.openxmlformats.org/drawingml/2006/picture">
+                  <pic:nvPicPr>
+                    <pic:cNvPr id="550069099" name=""/>
+                    <pic:cNvPicPr/>
+                  </pic:nvPicPr>
+                  <pic:blipFill>
+                    <a:blip r:embed="rId59"/>
+                    <a:stretch>
+                      <a:fillRect/>
+                    </a:stretch>
+                  </pic:blipFill>
+                  <pic:spPr>
+                    <a:xfrm>
+                      <a:off x="0" y="0"/>
+                      <a:ext cx="6158652" cy="2166056"/>
+                    </a:xfrm>
+                    <a:prstGeom prst="rect">
+                      <a:avLst/>
+                    </a:prstGeom>
+                  </pic:spPr>
+                </pic:pic>
+              </a:graphicData>
+            </a:graphic>
+          </wp:inline>
+        </w:drawing>
+      </w:r>
+    </w:p>
+    <w:p/>
+    <w:p>
+      <w:r>
+        <w:drawing>
+          <wp:inline distT="0" distB="0" distL="0" distR="0" wp14:anchorId="690D4273" wp14:editId="02FD43F1">
+            <wp:extent cx="6184265" cy="2575560"/>
+            <wp:effectExtent l="0" t="0" r="6985" b="0"/>
+            <wp:docPr id="1805721742" name="Picture 1"/>
+            <wp:cNvGraphicFramePr>
+              <a:graphicFrameLocks xmlns:a="http://schemas.openxmlformats.org/drawingml/2006/main" noChangeAspect="1"/>
+            </wp:cNvGraphicFramePr>
+            <a:graphic xmlns:a="http://schemas.openxmlformats.org/drawingml/2006/main">
+              <a:graphicData uri="http://schemas.openxmlformats.org/drawingml/2006/picture">
+                <pic:pic xmlns:pic="http://schemas.openxmlformats.org/drawingml/2006/picture">
+                  <pic:nvPicPr>
+                    <pic:cNvPr id="1805721742" name=""/>
+                    <pic:cNvPicPr/>
+                  </pic:nvPicPr>
+                  <pic:blipFill>
+                    <a:blip r:embed="rId60"/>
+                    <a:stretch>
+                      <a:fillRect/>
+                    </a:stretch>
+                  </pic:blipFill>
+                  <pic:spPr>
+                    <a:xfrm>
+                      <a:off x="0" y="0"/>
+                      <a:ext cx="6190132" cy="2578003"/>
+                    </a:xfrm>
+                    <a:prstGeom prst="rect">
+                      <a:avLst/>
+                    </a:prstGeom>
+                  </pic:spPr>
+                </pic:pic>
+              </a:graphicData>
+            </a:graphic>
+          </wp:inline>
+        </w:drawing>
+      </w:r>
+    </w:p>
+    <w:p/>
+    <w:p>
+      <w:r>
+        <w:t xml:space="preserve">P-6 </w:t>
+      </w:r>
+      <w:r>
+        <w:t>Write a PL/SQL code that will reverse a given number like 12345 to 54321.</w:t>
+      </w:r>
+    </w:p>
+    <w:p>
+      <w:r>
+        <w:t>SET SERVEROUTPUT ON;</w:t>
+      </w:r>
+    </w:p>
+    <w:p>
+      <w:r>
+        <w:t>DECLARE</w:t>
+      </w:r>
+    </w:p>
+    <w:p>
+      <w:r>
+        <w:t xml:space="preserve">    num  NUMBER := 12345;</w:t>
+      </w:r>
+    </w:p>
+    <w:p>
+      <w:r>
+        <w:t xml:space="preserve">    rev  NUMBER := 0;</w:t>
+      </w:r>
+    </w:p>
+    <w:p>
+      <w:r>
+        <w:t xml:space="preserve">    rem  NUMBER;</w:t>
+      </w:r>
+    </w:p>
+    <w:p>
+      <w:r>
+        <w:t xml:space="preserve">    temp NUMBER;</w:t>
+      </w:r>
+    </w:p>
+    <w:p>
+      <w:r>
+        <w:t>BEGIN</w:t>
+      </w:r>
+    </w:p>
+    <w:p>
+      <w:r>
+        <w:t xml:space="preserve">    temp := num;</w:t>
+      </w:r>
+    </w:p>
+    <w:p>
+      <w:r>
+        <w:t xml:space="preserve">    WHILE temp &gt; 0 LOOP</w:t>
+      </w:r>
+    </w:p>
+    <w:p>
+      <w:r>
+        <w:t xml:space="preserve">        rem  := MOD(temp, 10);</w:t>
+      </w:r>
+    </w:p>
+    <w:p>
+      <w:r>
+        <w:t xml:space="preserve">        rev  := (rev * 10) + rem;</w:t>
+      </w:r>
+    </w:p>
+    <w:p>
+      <w:r>
+        <w:t xml:space="preserve">        temp := TRUNC(temp / 10);</w:t>
+      </w:r>
+    </w:p>
+    <w:p>
+      <w:r>
+        <w:t xml:space="preserve">    END LOOP;</w:t>
+      </w:r>
+    </w:p>
+    <w:p>
+      <w:r>
+        <w:t xml:space="preserve">    DBMS_OUTPUT.PUT_LINE('Original Number : ' || num);</w:t>
+      </w:r>
+    </w:p>
+    <w:p>
+      <w:r>
+        <w:t xml:space="preserve">    DBMS_OUTPUT.PUT_LINE('Reversed Number : ' || rev);</w:t>
+      </w:r>
+    </w:p>
+    <w:p>
+      <w:r>
+        <w:t>END;</w:t>
+      </w:r>
+    </w:p>
+    <w:p>
+      <w:r>
+        <w:t>/</w:t>
+      </w:r>
+    </w:p>
+    <w:p/>
+    <w:p/>
+    <w:p>
+      <w:r>
+        <w:t xml:space="preserve">P7 Write a PL/SQL code to accept </w:t>
+      </w:r>
+      <w:proofErr w:type="spellStart"/>
+      <w:r>
+        <w:t>emp_id</w:t>
+      </w:r>
+      <w:proofErr w:type="spellEnd"/>
+      <w:r>
+        <w:t xml:space="preserve"> from user and display his / her record. Table: Employee (</w:t>
+      </w:r>
+      <w:proofErr w:type="spellStart"/>
+      <w:r>
+        <w:t>EmpId</w:t>
+      </w:r>
+      <w:proofErr w:type="spellEnd"/>
+      <w:r>
+        <w:t xml:space="preserve">, </w:t>
+      </w:r>
+      <w:proofErr w:type="spellStart"/>
+      <w:r>
+        <w:t>EName</w:t>
+      </w:r>
+      <w:proofErr w:type="spellEnd"/>
+      <w:r>
+        <w:t xml:space="preserve">, DOJ, DOB, Salary, Address) </w:t>
+      </w:r>
+    </w:p>
+    <w:p/>
+    <w:p>
+      <w:r>
+        <w:t>SET SERVEROUTPUT ON;</w:t>
+      </w:r>
+    </w:p>
+    <w:p>
+      <w:r>
+        <w:t xml:space="preserve">ACCEPT </w:t>
+      </w:r>
+      <w:proofErr w:type="spellStart"/>
+      <w:r>
+        <w:t>p_emp_id</w:t>
+      </w:r>
+      <w:proofErr w:type="spellEnd"/>
+      <w:r>
+        <w:t xml:space="preserve"> NUMBER PROMPT 'Enter Employee ID: ';</w:t>
+      </w:r>
+    </w:p>
+    <w:p/>
+    <w:p>
+      <w:r>
+        <w:t>DECLARE</w:t>
+      </w:r>
+    </w:p>
+    <w:p>
+      <w:r>
+        <w:t xml:space="preserve">    </w:t>
+      </w:r>
+      <w:proofErr w:type="spellStart"/>
+      <w:r>
+        <w:t>v_emp</w:t>
+      </w:r>
+      <w:proofErr w:type="spellEnd"/>
+      <w:r>
+        <w:t xml:space="preserve"> </w:t>
+      </w:r>
+      <w:proofErr w:type="spellStart"/>
+      <w:r>
+        <w:t>Employee%ROWTYPE</w:t>
+      </w:r>
+      <w:proofErr w:type="spellEnd"/>
+      <w:r>
+        <w:t>;</w:t>
+      </w:r>
+    </w:p>
+    <w:p>
+      <w:r>
+        <w:t>BEGIN</w:t>
+      </w:r>
+    </w:p>
+    <w:p>
+      <w:r>
+        <w:t xml:space="preserve">    SELECT * INTO </w:t>
+      </w:r>
+      <w:proofErr w:type="spellStart"/>
+      <w:r>
+        <w:t>v_emp</w:t>
+      </w:r>
+      <w:proofErr w:type="spellEnd"/>
+    </w:p>
+    <w:p>
+      <w:r>
+        <w:t xml:space="preserve">    FROM Employee</w:t>
+      </w:r>
+    </w:p>
+    <w:p>
+      <w:r>
+        <w:t xml:space="preserve">    WHERE </w:t>
+      </w:r>
+      <w:proofErr w:type="spellStart"/>
+      <w:r>
+        <w:t>EmpId</w:t>
+      </w:r>
+      <w:proofErr w:type="spellEnd"/>
+      <w:r>
+        <w:t xml:space="preserve"> = &amp;</w:t>
+      </w:r>
+      <w:proofErr w:type="spellStart"/>
+      <w:r>
+        <w:t>p_emp_id</w:t>
+      </w:r>
+      <w:proofErr w:type="spellEnd"/>
+      <w:r>
+        <w:t>;</w:t>
+      </w:r>
+    </w:p>
+    <w:p/>
+    <w:p>
+      <w:r>
+        <w:t xml:space="preserve">    DBMS_OUTPUT.PUT_LINE('Emp ID: ' || </w:t>
+      </w:r>
+      <w:proofErr w:type="spellStart"/>
+      <w:r>
+        <w:t>v_emp.EmpId</w:t>
+      </w:r>
+      <w:proofErr w:type="spellEnd"/>
+      <w:r>
+        <w:t>);</w:t>
+      </w:r>
+    </w:p>
+    <w:p>
+      <w:r>
+        <w:t xml:space="preserve">    DBMS_OUTPUT.PUT_LINE('Name: ' || </w:t>
+      </w:r>
+      <w:proofErr w:type="spellStart"/>
+      <w:r>
+        <w:t>v_emp.EName</w:t>
+      </w:r>
+      <w:proofErr w:type="spellEnd"/>
+      <w:r>
+        <w:t>);</w:t>
+      </w:r>
+    </w:p>
+    <w:p>
+      <w:r>
+        <w:t xml:space="preserve">    DBMS_OUTPUT.PUT_LINE('DOJ: ' || TO_CHAR(</w:t>
+      </w:r>
+      <w:proofErr w:type="spellStart"/>
+      <w:r>
+        <w:t>v_emp.DOJ</w:t>
+      </w:r>
+      <w:proofErr w:type="spellEnd"/>
+      <w:r>
+        <w:t>, 'DD-MON-YYYY'));</w:t>
+      </w:r>
+    </w:p>
+    <w:p>
+      <w:r>
+        <w:t xml:space="preserve">    DBMS_OUTPUT.PUT_LINE('DOB: ' || TO_CHAR(</w:t>
+      </w:r>
+      <w:proofErr w:type="spellStart"/>
+      <w:r>
+        <w:t>v_emp.DOB</w:t>
+      </w:r>
+      <w:proofErr w:type="spellEnd"/>
+      <w:r>
+        <w:t>, 'DD-MON-YYYY'));</w:t>
+      </w:r>
+    </w:p>
+    <w:p>
+      <w:r>
+        <w:t xml:space="preserve">    DBMS_OUTPUT.PUT_LINE('Salary: ' || </w:t>
+      </w:r>
+      <w:proofErr w:type="spellStart"/>
+      <w:r>
+        <w:t>v_emp.Salary</w:t>
+      </w:r>
+      <w:proofErr w:type="spellEnd"/>
+      <w:r>
+        <w:t>);</w:t>
+      </w:r>
+    </w:p>
+    <w:p>
+      <w:r>
+        <w:t xml:space="preserve">    DBMS_OUTPUT.PUT_LINE('Address: ' || </w:t>
+      </w:r>
+      <w:proofErr w:type="spellStart"/>
+      <w:r>
+        <w:t>v_emp.Address</w:t>
+      </w:r>
+      <w:proofErr w:type="spellEnd"/>
+      <w:r>
+        <w:t>);</w:t>
+      </w:r>
+    </w:p>
+    <w:p>
+      <w:r>
+        <w:t>EXCEPTION</w:t>
+      </w:r>
+    </w:p>
+    <w:p>
+      <w:r>
+        <w:t xml:space="preserve">    WHEN NO_DATA_FOUND THEN</w:t>
+      </w:r>
+    </w:p>
+    <w:p>
+      <w:r>
+        <w:t xml:space="preserve">        DBMS_OUTPUT.PUT_LINE('Error: Employee ID ' || &amp;</w:t>
+      </w:r>
+      <w:proofErr w:type="spellStart"/>
+      <w:r>
+        <w:t>p_emp_id</w:t>
+      </w:r>
+      <w:proofErr w:type="spellEnd"/>
+      <w:r>
+        <w:t xml:space="preserve"> || ' not found.');</w:t>
+      </w:r>
+    </w:p>
+    <w:p>
+      <w:r>
+        <w:t xml:space="preserve">    WHEN OTHERS THEN</w:t>
+      </w:r>
+    </w:p>
+    <w:p>
+      <w:r>
+        <w:t xml:space="preserve">        DBMS_OUTPUT.PUT_LINE('An error occurred.');</w:t>
+      </w:r>
+    </w:p>
+    <w:p>
+      <w:r>
+        <w:t>END;</w:t>
+      </w:r>
+    </w:p>
+    <w:p>
+      <w:r>
+        <w:t>/</w:t>
+      </w:r>
+    </w:p>
+    <w:p/>
+    <w:p/>
+    <w:p/>
+    <w:p/>
+    <w:p>
+      <w:r>
+        <w:lastRenderedPageBreak/>
+        <w:t xml:space="preserve">P8 Write a PL/SQL code that calculates factorial of first five even numbers and stores the same in the given table. Table : Factorial (No, Fact) </w:t>
+      </w:r>
+    </w:p>
+    <w:p>
+      <w:r>
+        <w:t>CREATE TABLE Factorial (</w:t>
+      </w:r>
+    </w:p>
+    <w:p>
+      <w:r>
+        <w:t xml:space="preserve">    No NUMBER,</w:t>
+      </w:r>
+    </w:p>
+    <w:p>
+      <w:r>
+        <w:t xml:space="preserve">    Fact NUMBER</w:t>
+      </w:r>
+    </w:p>
+    <w:p>
+      <w:r>
+        <w:t>);</w:t>
+      </w:r>
+    </w:p>
+    <w:p/>
+    <w:p>
+      <w:r>
+        <w:t>SET SERVEROUTPUT ON;</w:t>
+      </w:r>
+    </w:p>
+    <w:p/>
+    <w:p>
+      <w:r>
+        <w:t>DECLARE</w:t>
+      </w:r>
+    </w:p>
+    <w:p>
+      <w:r>
+        <w:t xml:space="preserve">    </w:t>
+      </w:r>
+      <w:proofErr w:type="spellStart"/>
+      <w:r>
+        <w:t>v_num</w:t>
+      </w:r>
+      <w:proofErr w:type="spellEnd"/>
+      <w:r>
+        <w:t xml:space="preserve"> NUMBER := 2;</w:t>
+      </w:r>
+    </w:p>
+    <w:p>
+      <w:r>
+        <w:t xml:space="preserve">    </w:t>
+      </w:r>
+      <w:proofErr w:type="spellStart"/>
+      <w:r>
+        <w:t>v_fact</w:t>
+      </w:r>
+      <w:proofErr w:type="spellEnd"/>
+      <w:r>
+        <w:t xml:space="preserve"> NUMBER;</w:t>
+      </w:r>
+    </w:p>
+    <w:p>
+      <w:r>
+        <w:t xml:space="preserve">    </w:t>
+      </w:r>
+      <w:proofErr w:type="spellStart"/>
+      <w:r>
+        <w:t>v_count</w:t>
+      </w:r>
+      <w:proofErr w:type="spellEnd"/>
+      <w:r>
+        <w:t xml:space="preserve"> NUMBER := 0;</w:t>
+      </w:r>
+    </w:p>
+    <w:p>
+      <w:r>
+        <w:t>BEGIN</w:t>
+      </w:r>
+    </w:p>
+    <w:p>
+      <w:r>
+        <w:t xml:space="preserve">    WHILE </w:t>
+      </w:r>
+      <w:proofErr w:type="spellStart"/>
+      <w:r>
+        <w:t>v_count</w:t>
+      </w:r>
+      <w:proofErr w:type="spellEnd"/>
+      <w:r>
+        <w:t xml:space="preserve"> &lt; 5 LOOP</w:t>
+      </w:r>
+    </w:p>
+    <w:p>
+      <w:r>
+        <w:t xml:space="preserve">        </w:t>
+      </w:r>
+      <w:proofErr w:type="spellStart"/>
+      <w:r>
+        <w:t>v_fact</w:t>
+      </w:r>
+      <w:proofErr w:type="spellEnd"/>
+      <w:r>
+        <w:t xml:space="preserve"> := 1;</w:t>
+      </w:r>
+    </w:p>
+    <w:p>
+      <w:r>
+        <w:t xml:space="preserve">        FOR </w:t>
+      </w:r>
+      <w:proofErr w:type="spellStart"/>
+      <w:r>
+        <w:t>i</w:t>
+      </w:r>
+      <w:proofErr w:type="spellEnd"/>
+      <w:r>
+        <w:t xml:space="preserve"> IN 1..v_num LOOP</w:t>
+      </w:r>
+    </w:p>
+    <w:p>
+      <w:r>
+        <w:t xml:space="preserve">            </w:t>
+      </w:r>
+      <w:proofErr w:type="spellStart"/>
+      <w:r>
+        <w:t>v_fact</w:t>
+      </w:r>
+      <w:proofErr w:type="spellEnd"/>
+      <w:r>
+        <w:t xml:space="preserve"> := </w:t>
+      </w:r>
+      <w:proofErr w:type="spellStart"/>
+      <w:r>
+        <w:t>v_fact</w:t>
+      </w:r>
+      <w:proofErr w:type="spellEnd"/>
+      <w:r>
+        <w:t xml:space="preserve"> * </w:t>
+      </w:r>
+      <w:proofErr w:type="spellStart"/>
+      <w:r>
+        <w:t>i</w:t>
+      </w:r>
+      <w:proofErr w:type="spellEnd"/>
+      <w:r>
+        <w:t>;</w:t>
+      </w:r>
+    </w:p>
+    <w:p>
+      <w:r>
+        <w:t xml:space="preserve">        END LOOP;</w:t>
+      </w:r>
+    </w:p>
+    <w:p>
+      <w:r>
+        <w:t xml:space="preserve">        </w:t>
+      </w:r>
+    </w:p>
+    <w:p>
+      <w:r>
+        <w:t xml:space="preserve">        INSERT INTO Factorial (No, Fact)</w:t>
+      </w:r>
+    </w:p>
+    <w:p>
+      <w:r>
+        <w:t xml:space="preserve">        VALUES (</w:t>
+      </w:r>
+      <w:proofErr w:type="spellStart"/>
+      <w:r>
+        <w:t>v_num</w:t>
+      </w:r>
+      <w:proofErr w:type="spellEnd"/>
+      <w:r>
+        <w:t xml:space="preserve">, </w:t>
+      </w:r>
+      <w:proofErr w:type="spellStart"/>
+      <w:r>
+        <w:t>v_fact</w:t>
+      </w:r>
+      <w:proofErr w:type="spellEnd"/>
+      <w:r>
+        <w:t>);</w:t>
+      </w:r>
+    </w:p>
+    <w:p>
+      <w:r>
+        <w:t xml:space="preserve">        </w:t>
+      </w:r>
+    </w:p>
+    <w:p>
+      <w:r>
+        <w:t xml:space="preserve">        </w:t>
+      </w:r>
+      <w:proofErr w:type="spellStart"/>
+      <w:r>
+        <w:t>v_num</w:t>
+      </w:r>
+      <w:proofErr w:type="spellEnd"/>
+      <w:r>
+        <w:t xml:space="preserve"> := </w:t>
+      </w:r>
+      <w:proofErr w:type="spellStart"/>
+      <w:r>
+        <w:t>v_num</w:t>
+      </w:r>
+      <w:proofErr w:type="spellEnd"/>
+      <w:r>
+        <w:t xml:space="preserve"> + 2;</w:t>
+      </w:r>
+    </w:p>
+    <w:p>
+      <w:r>
+        <w:t xml:space="preserve">        </w:t>
+      </w:r>
+      <w:proofErr w:type="spellStart"/>
+      <w:r>
+        <w:t>v_count</w:t>
+      </w:r>
+      <w:proofErr w:type="spellEnd"/>
+      <w:r>
+        <w:t xml:space="preserve"> := </w:t>
+      </w:r>
+      <w:proofErr w:type="spellStart"/>
+      <w:r>
+        <w:t>v_count</w:t>
+      </w:r>
+      <w:proofErr w:type="spellEnd"/>
+      <w:r>
+        <w:t xml:space="preserve"> + 1;</w:t>
+      </w:r>
+    </w:p>
+    <w:p>
+      <w:r>
+        <w:t xml:space="preserve">    END LOOP;</w:t>
+      </w:r>
+    </w:p>
+    <w:p>
+      <w:r>
+        <w:lastRenderedPageBreak/>
+        <w:t xml:space="preserve">    COMMIT;</w:t>
+      </w:r>
+    </w:p>
+    <w:p>
+      <w:r>
+        <w:t>END;</w:t>
+      </w:r>
+    </w:p>
+    <w:p>
+      <w:r>
+        <w:t>/</w:t>
+      </w:r>
+    </w:p>
+    <w:p/>
+    <w:p/>
+    <w:p>
+      <w:r>
+        <w:t>P9 The bank manager of Delhi branch decides to mark the status of all those accounts as ‘Inactive’ on which there are no transactions performed in last 6 months. Whenever any such update takes place the corresponding record is inserted in another table ‘</w:t>
+      </w:r>
+      <w:proofErr w:type="spellStart"/>
+      <w:r>
+        <w:t>InactiveAccounts</w:t>
+      </w:r>
+      <w:proofErr w:type="spellEnd"/>
+      <w:r>
+        <w:t>’ with the name and account no of the account holder and his balance. Table: Account (</w:t>
+      </w:r>
+      <w:proofErr w:type="spellStart"/>
+      <w:r>
+        <w:t>AccNo</w:t>
+      </w:r>
+      <w:proofErr w:type="spellEnd"/>
+      <w:r>
+        <w:t xml:space="preserve">, Name, Address, </w:t>
+      </w:r>
+      <w:proofErr w:type="spellStart"/>
+      <w:r>
+        <w:t>PANNo</w:t>
+      </w:r>
+      <w:proofErr w:type="spellEnd"/>
+      <w:r>
+        <w:t xml:space="preserve">, Mobile, Status) </w:t>
+      </w:r>
+    </w:p>
+    <w:p/>
+    <w:p>
+      <w:r>
+        <w:t xml:space="preserve">CREATE TABLE </w:t>
+      </w:r>
+      <w:proofErr w:type="spellStart"/>
+      <w:r>
+        <w:t>InactiveAccounts</w:t>
+      </w:r>
+      <w:proofErr w:type="spellEnd"/>
+      <w:r>
+        <w:t xml:space="preserve"> (</w:t>
+      </w:r>
+    </w:p>
+    <w:p>
+      <w:r>
+        <w:t xml:space="preserve">    </w:t>
+      </w:r>
+      <w:proofErr w:type="spellStart"/>
+      <w:r>
+        <w:t>AccNo</w:t>
+      </w:r>
+      <w:proofErr w:type="spellEnd"/>
+      <w:r>
+        <w:t xml:space="preserve"> NUMBER PRIMARY KEY,</w:t>
+      </w:r>
+    </w:p>
+    <w:p>
+      <w:r>
+        <w:t xml:space="preserve">    Name VARCHAR2(100),</w:t>
+      </w:r>
+    </w:p>
+    <w:p>
+      <w:r>
+        <w:t xml:space="preserve">    Balance NUMBER(12,2)</w:t>
+      </w:r>
+    </w:p>
+    <w:p>
+      <w:r>
+        <w:t>);</w:t>
+      </w:r>
+    </w:p>
+    <w:p/>
+    <w:p>
+      <w:r>
+        <w:t xml:space="preserve">CREATE OR REPLACE TRIGGER </w:t>
+      </w:r>
+      <w:proofErr w:type="spellStart"/>
+      <w:r>
+        <w:t>trg_backup_inactive_acc</w:t>
+      </w:r>
+      <w:proofErr w:type="spellEnd"/>
+    </w:p>
+    <w:p>
+      <w:r>
+        <w:t>AFTER UPDATE OF Status ON Account</w:t>
+      </w:r>
+    </w:p>
+    <w:p>
+      <w:r>
+        <w:t>FOR EACH ROW</w:t>
+      </w:r>
+    </w:p>
+    <w:p>
+      <w:r>
+        <w:t>WHEN (</w:t>
+      </w:r>
+      <w:proofErr w:type="spellStart"/>
+      <w:r>
+        <w:t>NEW.Status</w:t>
+      </w:r>
+      <w:proofErr w:type="spellEnd"/>
+      <w:r>
+        <w:t xml:space="preserve"> = 'Inactive' AND (</w:t>
+      </w:r>
+      <w:proofErr w:type="spellStart"/>
+      <w:r>
+        <w:t>OLD.Status</w:t>
+      </w:r>
+      <w:proofErr w:type="spellEnd"/>
+      <w:r>
+        <w:t xml:space="preserve"> IS NULL OR </w:t>
+      </w:r>
+      <w:proofErr w:type="spellStart"/>
+      <w:r>
+        <w:t>OLD.Status</w:t>
+      </w:r>
+      <w:proofErr w:type="spellEnd"/>
+      <w:r>
+        <w:t xml:space="preserve"> &lt;&gt; 'Inactive'))</w:t>
+      </w:r>
+    </w:p>
+    <w:p>
+      <w:r>
+        <w:t>BEGIN</w:t>
+      </w:r>
+    </w:p>
+    <w:p>
+      <w:r>
+        <w:t xml:space="preserve">    INSERT INTO </w:t>
+      </w:r>
+      <w:proofErr w:type="spellStart"/>
+      <w:r>
+        <w:t>InactiveAccounts</w:t>
+      </w:r>
+      <w:proofErr w:type="spellEnd"/>
+      <w:r>
+        <w:t xml:space="preserve"> (</w:t>
+      </w:r>
+      <w:proofErr w:type="spellStart"/>
+      <w:r>
+        <w:t>AccNo</w:t>
+      </w:r>
+      <w:proofErr w:type="spellEnd"/>
+      <w:r>
+        <w:t>, Name, Balance)</w:t>
+      </w:r>
+    </w:p>
+    <w:p>
+      <w:r>
+        <w:t xml:space="preserve">    VALUES (:</w:t>
+      </w:r>
+      <w:proofErr w:type="spellStart"/>
+      <w:r>
+        <w:t>NEW.AccNo</w:t>
+      </w:r>
+      <w:proofErr w:type="spellEnd"/>
+      <w:r>
+        <w:t>, :</w:t>
+      </w:r>
+      <w:proofErr w:type="spellStart"/>
+      <w:r>
+        <w:t>NEW.Name</w:t>
+      </w:r>
+      <w:proofErr w:type="spellEnd"/>
+      <w:r>
+        <w:t>, :</w:t>
+      </w:r>
+      <w:proofErr w:type="spellStart"/>
+      <w:r>
+        <w:t>NEW.Balance</w:t>
+      </w:r>
+      <w:proofErr w:type="spellEnd"/>
+      <w:r>
+        <w:t>);</w:t>
+      </w:r>
+    </w:p>
+    <w:p>
+      <w:r>
+        <w:t>END;</w:t>
+      </w:r>
+    </w:p>
+    <w:p>
+      <w:r>
+        <w:t>/</w:t>
+      </w:r>
+    </w:p>
+    <w:p/>
+    <w:p>
+      <w:r>
+        <w:lastRenderedPageBreak/>
+        <w:t>SET SERVEROUTPUT ON;</w:t>
+      </w:r>
+    </w:p>
+    <w:p/>
+    <w:p>
+      <w:r>
+        <w:t>DECLARE</w:t>
+      </w:r>
+    </w:p>
+    <w:p>
+      <w:r>
+        <w:t xml:space="preserve">    CURSOR </w:t>
+      </w:r>
+      <w:proofErr w:type="spellStart"/>
+      <w:r>
+        <w:t>c_inactive</w:t>
+      </w:r>
+      <w:proofErr w:type="spellEnd"/>
+      <w:r>
+        <w:t xml:space="preserve"> IS</w:t>
+      </w:r>
+    </w:p>
+    <w:p>
+      <w:r>
+        <w:t xml:space="preserve">        SELECT </w:t>
+      </w:r>
+      <w:proofErr w:type="spellStart"/>
+      <w:r>
+        <w:t>a.AccNo</w:t>
+      </w:r>
+      <w:proofErr w:type="spellEnd"/>
+    </w:p>
+    <w:p>
+      <w:r>
+        <w:t xml:space="preserve">        FROM Account a</w:t>
+      </w:r>
+    </w:p>
+    <w:p>
+      <w:r>
+        <w:t xml:space="preserve">        WHERE </w:t>
+      </w:r>
+      <w:proofErr w:type="spellStart"/>
+      <w:r>
+        <w:t>a.Status</w:t>
+      </w:r>
+      <w:proofErr w:type="spellEnd"/>
+      <w:r>
+        <w:t xml:space="preserve"> &lt;&gt; 'Inactive' OR </w:t>
+      </w:r>
+      <w:proofErr w:type="spellStart"/>
+      <w:r>
+        <w:t>a.Status</w:t>
+      </w:r>
+      <w:proofErr w:type="spellEnd"/>
+      <w:r>
+        <w:t xml:space="preserve"> IS NULL</w:t>
+      </w:r>
+    </w:p>
+    <w:p>
+      <w:r>
+        <w:t xml:space="preserve">          AND NOT EXISTS (</w:t>
+      </w:r>
+    </w:p>
+    <w:p>
+      <w:r>
+        <w:t xml:space="preserve">              SELECT 1</w:t>
+      </w:r>
+    </w:p>
+    <w:p>
+      <w:r>
+        <w:t xml:space="preserve">              FROM Transaction t</w:t>
+      </w:r>
+    </w:p>
+    <w:p>
+      <w:r>
+        <w:t xml:space="preserve">              WHERE </w:t>
+      </w:r>
+      <w:proofErr w:type="spellStart"/>
+      <w:r>
+        <w:t>t.AccNo</w:t>
+      </w:r>
+      <w:proofErr w:type="spellEnd"/>
+      <w:r>
+        <w:t xml:space="preserve"> = </w:t>
+      </w:r>
+      <w:proofErr w:type="spellStart"/>
+      <w:r>
+        <w:t>a.AccNo</w:t>
+      </w:r>
+      <w:proofErr w:type="spellEnd"/>
+    </w:p>
+    <w:p>
+      <w:r>
+        <w:t xml:space="preserve">                AND </w:t>
+      </w:r>
+      <w:proofErr w:type="spellStart"/>
+      <w:r>
+        <w:t>t.TransDate</w:t>
+      </w:r>
+      <w:proofErr w:type="spellEnd"/>
+      <w:r>
+        <w:t xml:space="preserve"> &gt;= ADD_MONTHS(SYSDATE, -6)</w:t>
+      </w:r>
+    </w:p>
+    <w:p>
+      <w:r>
+        <w:t xml:space="preserve">          );</w:t>
+      </w:r>
+    </w:p>
+    <w:p>
+      <w:r>
+        <w:t>BEGIN</w:t>
+      </w:r>
+    </w:p>
+    <w:p>
+      <w:r>
+        <w:t xml:space="preserve">    FOR rec IN </w:t>
+      </w:r>
+      <w:proofErr w:type="spellStart"/>
+      <w:r>
+        <w:t>c_inactive</w:t>
+      </w:r>
+      <w:proofErr w:type="spellEnd"/>
+      <w:r>
+        <w:t xml:space="preserve"> LOOP</w:t>
+      </w:r>
+    </w:p>
+    <w:p>
+      <w:r>
+        <w:t xml:space="preserve">        UPDATE Account</w:t>
+      </w:r>
+    </w:p>
+    <w:p>
+      <w:r>
+        <w:t xml:space="preserve">        SET Status = 'Inactive'</w:t>
+      </w:r>
+    </w:p>
+    <w:p>
+      <w:r>
+        <w:t xml:space="preserve">        WHERE </w:t>
+      </w:r>
+      <w:proofErr w:type="spellStart"/>
+      <w:r>
+        <w:t>AccNo</w:t>
+      </w:r>
+      <w:proofErr w:type="spellEnd"/>
+      <w:r>
+        <w:t xml:space="preserve"> = </w:t>
+      </w:r>
+      <w:proofErr w:type="spellStart"/>
+      <w:r>
+        <w:t>rec.AccNo</w:t>
+      </w:r>
+      <w:proofErr w:type="spellEnd"/>
+      <w:r>
+        <w:t>;</w:t>
+      </w:r>
+    </w:p>
+    <w:p>
+      <w:r>
+        <w:t xml:space="preserve">    END LOOP;</w:t>
+      </w:r>
+    </w:p>
+    <w:p>
+      <w:r>
+        <w:t xml:space="preserve">    COMMIT;</w:t>
+      </w:r>
+    </w:p>
+    <w:p>
+      <w:r>
+        <w:t>END;</w:t>
+      </w:r>
+    </w:p>
+    <w:p>
+      <w:r>
+        <w:t>/</w:t>
+      </w:r>
+    </w:p>
+    <w:p/>
+    <w:p/>
+    <w:p/>
+    <w:p>
+      <w:r>
+        <w:lastRenderedPageBreak/>
+        <w:t xml:space="preserve">P10 Write a Cursor (PL/SQL code) to display the </w:t>
+      </w:r>
+      <w:proofErr w:type="spellStart"/>
+      <w:r>
+        <w:t>Employee_name</w:t>
+      </w:r>
+      <w:proofErr w:type="spellEnd"/>
+      <w:r>
+        <w:t>, Date of Birth, and Designation whose basic salary is greater than 15000, if not found then show the proper error message. (Use Exception handing) Table: Employee (</w:t>
+      </w:r>
+      <w:proofErr w:type="spellStart"/>
+      <w:r>
+        <w:t>EmpId</w:t>
+      </w:r>
+      <w:proofErr w:type="spellEnd"/>
+      <w:r>
+        <w:t xml:space="preserve">, </w:t>
+      </w:r>
+      <w:proofErr w:type="spellStart"/>
+      <w:r>
+        <w:t>EName</w:t>
+      </w:r>
+      <w:proofErr w:type="spellEnd"/>
+      <w:r>
+        <w:t>, DOJ, DOB, Salary, Address)</w:t>
+      </w:r>
+    </w:p>
+    <w:p>
+      <w:r>
+        <w:t>SET SERVEROUTPUT ON;</w:t>
+      </w:r>
+    </w:p>
+    <w:p/>
+    <w:p>
+      <w:r>
+        <w:t>DECLARE</w:t>
+      </w:r>
+    </w:p>
+    <w:p>
+      <w:r>
+        <w:t xml:space="preserve">    CURSOR </w:t>
+      </w:r>
+      <w:proofErr w:type="spellStart"/>
+      <w:r>
+        <w:t>c_emp</w:t>
+      </w:r>
+      <w:proofErr w:type="spellEnd"/>
+      <w:r>
+        <w:t xml:space="preserve"> IS</w:t>
+      </w:r>
+    </w:p>
+    <w:p>
+      <w:r>
+        <w:t xml:space="preserve">        SELECT </w:t>
+      </w:r>
+      <w:proofErr w:type="spellStart"/>
+      <w:r>
+        <w:t>EName</w:t>
+      </w:r>
+      <w:proofErr w:type="spellEnd"/>
+      <w:r>
+        <w:t>, DOB, Address AS Designation</w:t>
+      </w:r>
+    </w:p>
+    <w:p>
+      <w:r>
+        <w:t xml:space="preserve">        FROM Employee</w:t>
+      </w:r>
+    </w:p>
+    <w:p>
+      <w:r>
+        <w:t xml:space="preserve">        WHERE Salary &gt; 15000;</w:t>
+      </w:r>
+    </w:p>
+    <w:p/>
+    <w:p>
+      <w:r>
+        <w:t xml:space="preserve">    </w:t>
+      </w:r>
+      <w:proofErr w:type="spellStart"/>
+      <w:r>
+        <w:t>v_ename</w:t>
+      </w:r>
+      <w:proofErr w:type="spellEnd"/>
+      <w:r>
+        <w:t xml:space="preserve"> </w:t>
+      </w:r>
+      <w:proofErr w:type="spellStart"/>
+      <w:r>
+        <w:t>Employee.EName%TYPE</w:t>
+      </w:r>
+      <w:proofErr w:type="spellEnd"/>
+      <w:r>
+        <w:t>;</w:t>
+      </w:r>
+    </w:p>
+    <w:p>
+      <w:r>
+        <w:t xml:space="preserve">    </w:t>
+      </w:r>
+      <w:proofErr w:type="spellStart"/>
+      <w:r>
+        <w:t>v_dob</w:t>
+      </w:r>
+      <w:proofErr w:type="spellEnd"/>
+      <w:r>
+        <w:t xml:space="preserve"> </w:t>
+      </w:r>
+      <w:proofErr w:type="spellStart"/>
+      <w:r>
+        <w:t>Employee.DOB%TYPE</w:t>
+      </w:r>
+      <w:proofErr w:type="spellEnd"/>
+      <w:r>
+        <w:t>;</w:t>
+      </w:r>
+    </w:p>
+    <w:p>
+      <w:r>
+        <w:t xml:space="preserve">    </w:t>
+      </w:r>
+      <w:proofErr w:type="spellStart"/>
+      <w:r>
+        <w:t>v_designation</w:t>
+      </w:r>
+      <w:proofErr w:type="spellEnd"/>
+      <w:r>
+        <w:t xml:space="preserve"> </w:t>
+      </w:r>
+      <w:proofErr w:type="spellStart"/>
+      <w:r>
+        <w:t>Employee.Address%TYPE</w:t>
+      </w:r>
+      <w:proofErr w:type="spellEnd"/>
+      <w:r>
+        <w:t>;</w:t>
+      </w:r>
+    </w:p>
+    <w:p>
+      <w:r>
+        <w:t xml:space="preserve">    </w:t>
+      </w:r>
+      <w:proofErr w:type="spellStart"/>
+      <w:r>
+        <w:t>v_found</w:t>
+      </w:r>
+      <w:proofErr w:type="spellEnd"/>
+      <w:r>
+        <w:t xml:space="preserve"> BOOLEAN := FALSE;</w:t>
+      </w:r>
+    </w:p>
+    <w:p>
+      <w:r>
+        <w:t xml:space="preserve">    </w:t>
+      </w:r>
+      <w:proofErr w:type="spellStart"/>
+      <w:r>
+        <w:t>e_no_emp_found</w:t>
+      </w:r>
+      <w:proofErr w:type="spellEnd"/>
+      <w:r>
+        <w:t xml:space="preserve"> EXCEPTION;</w:t>
+      </w:r>
+    </w:p>
+    <w:p>
+      <w:r>
+        <w:t>BEGIN</w:t>
+      </w:r>
+    </w:p>
+    <w:p>
+      <w:r>
+        <w:t xml:space="preserve">    OPEN </w:t>
+      </w:r>
+      <w:proofErr w:type="spellStart"/>
+      <w:r>
+        <w:t>c_emp</w:t>
+      </w:r>
+      <w:proofErr w:type="spellEnd"/>
+      <w:r>
+        <w:t>;</w:t>
+      </w:r>
+    </w:p>
+    <w:p>
+      <w:r>
+        <w:t xml:space="preserve">    LOOP</w:t>
+      </w:r>
+    </w:p>
+    <w:p>
+      <w:r>
+        <w:t xml:space="preserve">        FETCH </w:t>
+      </w:r>
+      <w:proofErr w:type="spellStart"/>
+      <w:r>
+        <w:t>c_emp</w:t>
+      </w:r>
+      <w:proofErr w:type="spellEnd"/>
+      <w:r>
+        <w:t xml:space="preserve"> INTO </w:t>
+      </w:r>
+      <w:proofErr w:type="spellStart"/>
+      <w:r>
+        <w:t>v_ename</w:t>
+      </w:r>
+      <w:proofErr w:type="spellEnd"/>
+      <w:r>
+        <w:t xml:space="preserve">, </w:t>
+      </w:r>
+      <w:proofErr w:type="spellStart"/>
+      <w:r>
+        <w:t>v_dob</w:t>
+      </w:r>
+      <w:proofErr w:type="spellEnd"/>
+      <w:r>
+        <w:t xml:space="preserve">, </w:t>
+      </w:r>
+      <w:proofErr w:type="spellStart"/>
+      <w:r>
+        <w:t>v_designation</w:t>
+      </w:r>
+      <w:proofErr w:type="spellEnd"/>
+      <w:r>
+        <w:t>;</w:t>
+      </w:r>
+    </w:p>
+    <w:p>
+      <w:r>
+        <w:t xml:space="preserve">        EXIT WHEN </w:t>
+      </w:r>
+      <w:proofErr w:type="spellStart"/>
+      <w:r>
+        <w:t>c_emp%NOTFOUND</w:t>
+      </w:r>
+      <w:proofErr w:type="spellEnd"/>
+      <w:r>
+        <w:t>;</w:t>
+      </w:r>
+    </w:p>
+    <w:p/>
+    <w:p>
+      <w:r>
+        <w:t xml:space="preserve">        </w:t>
+      </w:r>
+      <w:proofErr w:type="spellStart"/>
+      <w:r>
+        <w:t>v_found</w:t>
+      </w:r>
+      <w:proofErr w:type="spellEnd"/>
+      <w:r>
+        <w:t xml:space="preserve"> := TRUE;</w:t>
+      </w:r>
+    </w:p>
+    <w:p>
+      <w:r>
+        <w:t xml:space="preserve">        DBMS_OUTPUT.PUT_LINE('Name: ' || </w:t>
+      </w:r>
+      <w:proofErr w:type="spellStart"/>
+      <w:r>
+        <w:t>v_ename</w:t>
+      </w:r>
+      <w:proofErr w:type="spellEnd"/>
+      <w:r>
+        <w:t xml:space="preserve"> || ' | DOB: ' || TO_CHAR(</w:t>
+      </w:r>
+      <w:proofErr w:type="spellStart"/>
+      <w:r>
+        <w:t>v_dob</w:t>
+      </w:r>
+      <w:proofErr w:type="spellEnd"/>
+      <w:r>
+        <w:t xml:space="preserve">, 'DD-MON-YYYY') || ' | Designation: ' || </w:t>
+      </w:r>
+      <w:proofErr w:type="spellStart"/>
+      <w:r>
+        <w:t>v_designation</w:t>
+      </w:r>
+      <w:proofErr w:type="spellEnd"/>
+      <w:r>
+        <w:t>);</w:t>
+      </w:r>
+    </w:p>
+    <w:p>
+      <w:r>
+        <w:t xml:space="preserve">    END LOOP;</w:t>
+      </w:r>
+    </w:p>
+    <w:p>
+      <w:r>
+        <w:lastRenderedPageBreak/>
+        <w:t xml:space="preserve">    CLOSE </w:t>
+      </w:r>
+      <w:proofErr w:type="spellStart"/>
+      <w:r>
+        <w:t>c_emp</w:t>
+      </w:r>
+      <w:proofErr w:type="spellEnd"/>
+      <w:r>
+        <w:t>;</w:t>
+      </w:r>
+    </w:p>
+    <w:p/>
+    <w:p>
+      <w:r>
+        <w:t xml:space="preserve">    IF NOT </w:t>
+      </w:r>
+      <w:proofErr w:type="spellStart"/>
+      <w:r>
+        <w:t>v_found</w:t>
+      </w:r>
+      <w:proofErr w:type="spellEnd"/>
+      <w:r>
+        <w:t xml:space="preserve"> THEN</w:t>
+      </w:r>
+    </w:p>
+    <w:p>
+      <w:r>
+        <w:t xml:space="preserve">        RAISE </w:t>
+      </w:r>
+      <w:proofErr w:type="spellStart"/>
+      <w:r>
+        <w:t>e_no_emp_found</w:t>
+      </w:r>
+      <w:proofErr w:type="spellEnd"/>
+      <w:r>
+        <w:t>;</w:t>
+      </w:r>
+    </w:p>
+    <w:p>
+      <w:r>
+        <w:t xml:space="preserve">    END IF;</w:t>
+      </w:r>
+    </w:p>
+    <w:p>
+      <w:r>
+        <w:t>EXCEPTION</w:t>
+      </w:r>
+    </w:p>
+    <w:p>
+      <w:r>
+        <w:t xml:space="preserve">    WHEN </w:t>
+      </w:r>
+      <w:proofErr w:type="spellStart"/>
+      <w:r>
+        <w:t>e_no_emp_found</w:t>
+      </w:r>
+      <w:proofErr w:type="spellEnd"/>
+      <w:r>
+        <w:t xml:space="preserve"> THEN</w:t>
+      </w:r>
+    </w:p>
+    <w:p>
+      <w:r>
+        <w:t xml:space="preserve">        DBMS_OUTPUT.PUT_LINE('Error: No employees found with basic salary greater than 15000.');</w:t>
+      </w:r>
+    </w:p>
+    <w:p>
+      <w:r>
+        <w:t xml:space="preserve">    WHEN OTHERS THEN</w:t>
+      </w:r>
+    </w:p>
+    <w:p>
+      <w:r>
+        <w:t xml:space="preserve">        IF </w:t>
+      </w:r>
+      <w:proofErr w:type="spellStart"/>
+      <w:r>
+        <w:t>c_emp%ISOPEN</w:t>
+      </w:r>
+      <w:proofErr w:type="spellEnd"/>
+      <w:r>
+        <w:t xml:space="preserve"> THEN</w:t>
+      </w:r>
+    </w:p>
+    <w:p>
+      <w:r>
+        <w:t xml:space="preserve">            CLOSE </w:t>
+      </w:r>
+      <w:proofErr w:type="spellStart"/>
+      <w:r>
+        <w:t>c_emp</w:t>
+      </w:r>
+      <w:proofErr w:type="spellEnd"/>
+      <w:r>
+        <w:t>;</w:t>
+      </w:r>
+    </w:p>
+    <w:p>
+      <w:r>
+        <w:t xml:space="preserve">        END IF;</w:t>
+      </w:r>
+    </w:p>
+    <w:p>
+      <w:r>
+        <w:t xml:space="preserve">        DBMS_OUTPUT.PUT_LINE('An unexpected error occurred: ' || SQLERRM);</w:t>
+      </w:r>
+    </w:p>
+    <w:p>
+      <w:r>
+        <w:t>END;</w:t>
+      </w:r>
+    </w:p>
+    <w:p>
+      <w:r>
+        <w:t>/</w:t>
+      </w:r>
+    </w:p>
+    <w:p>
+      <w:r>
+        <w:t>P11 Create a function that accepts emp id from the calling procedure and returns his salary. Table: Employee (</w:t>
+      </w:r>
+      <w:proofErr w:type="spellStart"/>
+      <w:r>
+        <w:t>EmpId</w:t>
+      </w:r>
+      <w:proofErr w:type="spellEnd"/>
+      <w:r>
+        <w:t xml:space="preserve">, </w:t>
+      </w:r>
+      <w:proofErr w:type="spellStart"/>
+      <w:r>
+        <w:t>EName</w:t>
+      </w:r>
+      <w:proofErr w:type="spellEnd"/>
+      <w:r>
+        <w:t>, DOJ, DOB, Salary, Address) Create a function that accepts emp id from the calling procedure and returns his salary. Table: Employee (</w:t>
+      </w:r>
+      <w:proofErr w:type="spellStart"/>
+      <w:r>
+        <w:t>EmpId</w:t>
+      </w:r>
+      <w:proofErr w:type="spellEnd"/>
+      <w:r>
+        <w:t xml:space="preserve">, </w:t>
+      </w:r>
+      <w:proofErr w:type="spellStart"/>
+      <w:r>
+        <w:t>EName</w:t>
+      </w:r>
+      <w:proofErr w:type="spellEnd"/>
+      <w:r>
+        <w:t xml:space="preserve">, DOJ, DOB, Salary, Address) </w:t>
+      </w:r>
+    </w:p>
+    <w:p/>
+    <w:p>
+      <w:r>
+        <w:t xml:space="preserve">CREATE OR REPLACE FUNCTION </w:t>
+      </w:r>
+      <w:proofErr w:type="spellStart"/>
+      <w:r>
+        <w:t>get_emp_salary</w:t>
+      </w:r>
+      <w:proofErr w:type="spellEnd"/>
+      <w:r>
+        <w:t xml:space="preserve"> (</w:t>
+      </w:r>
+    </w:p>
+    <w:p>
+      <w:r>
+        <w:t xml:space="preserve">    </w:t>
+      </w:r>
+      <w:proofErr w:type="spellStart"/>
+      <w:r>
+        <w:t>p_empid</w:t>
+      </w:r>
+      <w:proofErr w:type="spellEnd"/>
+      <w:r>
+        <w:t xml:space="preserve"> IN </w:t>
+      </w:r>
+      <w:proofErr w:type="spellStart"/>
+      <w:r>
+        <w:t>Employee.EmpId%TYPE</w:t>
+      </w:r>
+      <w:proofErr w:type="spellEnd"/>
+    </w:p>
+    <w:p>
+      <w:r>
+        <w:t xml:space="preserve">) RETURN </w:t>
+      </w:r>
+      <w:proofErr w:type="spellStart"/>
+      <w:r>
+        <w:t>Employee.Salary%TYPE</w:t>
+      </w:r>
+      <w:proofErr w:type="spellEnd"/>
+      <w:r>
+        <w:t xml:space="preserve"> IS</w:t>
+      </w:r>
+    </w:p>
+    <w:p>
+      <w:r>
+        <w:t xml:space="preserve">    </w:t>
+      </w:r>
+      <w:proofErr w:type="spellStart"/>
+      <w:r>
+        <w:t>v_salary</w:t>
+      </w:r>
+      <w:proofErr w:type="spellEnd"/>
+      <w:r>
+        <w:t xml:space="preserve"> </w:t>
+      </w:r>
+      <w:proofErr w:type="spellStart"/>
+      <w:r>
+        <w:t>Employee.Salary%TYPE</w:t>
+      </w:r>
+      <w:proofErr w:type="spellEnd"/>
+      <w:r>
+        <w:t>;</w:t>
+      </w:r>
+    </w:p>
+    <w:p>
+      <w:r>
+        <w:t>BEGIN</w:t>
+      </w:r>
+    </w:p>
+    <w:p>
+      <w:r>
+        <w:t xml:space="preserve">    SELECT Salary INTO </w:t>
+      </w:r>
+      <w:proofErr w:type="spellStart"/>
+      <w:r>
+        <w:t>v_salary</w:t>
+      </w:r>
+      <w:proofErr w:type="spellEnd"/>
+    </w:p>
+    <w:p>
+      <w:r>
+        <w:lastRenderedPageBreak/>
+        <w:t xml:space="preserve">    FROM Employee</w:t>
+      </w:r>
+    </w:p>
+    <w:p>
+      <w:r>
+        <w:t xml:space="preserve">    WHERE </w:t>
+      </w:r>
+      <w:proofErr w:type="spellStart"/>
+      <w:r>
+        <w:t>EmpId</w:t>
+      </w:r>
+      <w:proofErr w:type="spellEnd"/>
+      <w:r>
+        <w:t xml:space="preserve"> = </w:t>
+      </w:r>
+      <w:proofErr w:type="spellStart"/>
+      <w:r>
+        <w:t>p_empid</w:t>
+      </w:r>
+      <w:proofErr w:type="spellEnd"/>
+      <w:r>
+        <w:t>;</w:t>
+      </w:r>
+    </w:p>
+    <w:p/>
+    <w:p>
+      <w:r>
+        <w:t xml:space="preserve">    RETURN </w:t>
+      </w:r>
+      <w:proofErr w:type="spellStart"/>
+      <w:r>
+        <w:t>v_salary</w:t>
+      </w:r>
+      <w:proofErr w:type="spellEnd"/>
+      <w:r>
+        <w:t>;</w:t>
+      </w:r>
+    </w:p>
+    <w:p>
+      <w:r>
+        <w:t>EXCEPTION</w:t>
+      </w:r>
+    </w:p>
+    <w:p>
+      <w:r>
+        <w:t xml:space="preserve">    WHEN NO_DATA_FOUND THEN</w:t>
+      </w:r>
+    </w:p>
+    <w:p>
+      <w:r>
+        <w:t xml:space="preserve">        RETURN NULL;</w:t>
+      </w:r>
+    </w:p>
+    <w:p>
+      <w:r>
+        <w:t xml:space="preserve">    WHEN OTHERS THEN</w:t>
+      </w:r>
+    </w:p>
+    <w:p>
+      <w:r>
+        <w:t xml:space="preserve">        RETURN NULL;</w:t>
+      </w:r>
+    </w:p>
+    <w:p>
+      <w:r>
+        <w:t xml:space="preserve">END </w:t>
+      </w:r>
+      <w:proofErr w:type="spellStart"/>
+      <w:r>
+        <w:t>get_emp_salary</w:t>
+      </w:r>
+      <w:proofErr w:type="spellEnd"/>
+      <w:r>
+        <w:t>;</w:t>
+      </w:r>
+    </w:p>
+    <w:p>
+      <w:r>
+        <w:t>/</w:t>
+      </w:r>
+    </w:p>
+    <w:p>
+      <w:r>
+        <w:t xml:space="preserve"> P12 Write a PL/SQL function ODDEVEN to return value TRUE if the number passed to it is EVEN else will return FALSE</w:t>
+      </w:r>
+    </w:p>
+    <w:p>
+      <w:r>
+        <w:t>CREATE OR REPLACE FUNCTION ODDEVEN (</w:t>
+      </w:r>
+    </w:p>
+    <w:p>
+      <w:r>
+        <w:t xml:space="preserve">    </w:t>
+      </w:r>
+      <w:proofErr w:type="spellStart"/>
+      <w:r>
+        <w:t>p_num</w:t>
+      </w:r>
+      <w:proofErr w:type="spellEnd"/>
+      <w:r>
+        <w:t xml:space="preserve"> IN NUMBER</w:t>
+      </w:r>
+    </w:p>
+    <w:p>
+      <w:r>
+        <w:t>) RETURN BOOLEAN IS</w:t>
+      </w:r>
+    </w:p>
+    <w:p>
+      <w:r>
+        <w:t>BEGIN</w:t>
+      </w:r>
+    </w:p>
+    <w:p>
+      <w:r>
+        <w:t xml:space="preserve">    IF MOD(</w:t>
+      </w:r>
+      <w:proofErr w:type="spellStart"/>
+      <w:r>
+        <w:t>p_num</w:t>
+      </w:r>
+      <w:proofErr w:type="spellEnd"/>
+      <w:r>
+        <w:t>, 2) = 0 THEN</w:t>
+      </w:r>
+    </w:p>
+    <w:p>
+      <w:r>
+        <w:t xml:space="preserve">        RETURN TRUE;</w:t>
+      </w:r>
+    </w:p>
+    <w:p>
+      <w:r>
+        <w:t xml:space="preserve">    ELSE</w:t>
+      </w:r>
+    </w:p>
+    <w:p>
+      <w:r>
+        <w:t xml:space="preserve">        RETURN FALSE;</w:t>
+      </w:r>
+    </w:p>
+    <w:p>
+      <w:r>
+        <w:t xml:space="preserve">    END IF;</w:t>
+      </w:r>
+    </w:p>
+    <w:p>
+      <w:r>
+        <w:t>END ODDEVEN;</w:t>
+      </w:r>
+    </w:p>
+    <w:p>
+      <w:r>
+        <w:t>/</w:t>
+      </w:r>
+    </w:p>
+    <w:p/>
+    <w:p/>
+    <w:p>
+      <w:r>
+        <w:lastRenderedPageBreak/>
+        <w:t>SET SERVEROUTPUT ON;</w:t>
+      </w:r>
+    </w:p>
+    <w:p/>
+    <w:p>
+      <w:r>
+        <w:t>DECLARE</w:t>
+      </w:r>
+    </w:p>
+    <w:p>
+      <w:r>
+        <w:t xml:space="preserve">    </w:t>
+      </w:r>
+      <w:proofErr w:type="spellStart"/>
+      <w:r>
+        <w:t>v_num</w:t>
+      </w:r>
+      <w:proofErr w:type="spellEnd"/>
+      <w:r>
+        <w:t xml:space="preserve"> NUMBER := 14;</w:t>
+      </w:r>
+    </w:p>
+    <w:p>
+      <w:r>
+        <w:t>BEGIN</w:t>
+      </w:r>
+    </w:p>
+    <w:p>
+      <w:r>
+        <w:t xml:space="preserve">    IF ODDEVEN(</w:t>
+      </w:r>
+      <w:proofErr w:type="spellStart"/>
+      <w:r>
+        <w:t>v_num</w:t>
+      </w:r>
+      <w:proofErr w:type="spellEnd"/>
+      <w:r>
+        <w:t>) THEN</w:t>
+      </w:r>
+    </w:p>
+    <w:p>
+      <w:r>
+        <w:t xml:space="preserve">        DBMS_OUTPUT.PUT_LINE(</w:t>
+      </w:r>
+      <w:proofErr w:type="spellStart"/>
+      <w:r>
+        <w:t>v_num</w:t>
+      </w:r>
+      <w:proofErr w:type="spellEnd"/>
+      <w:r>
+        <w:t xml:space="preserve"> || ' is EVEN');</w:t>
+      </w:r>
+    </w:p>
+    <w:p>
+      <w:r>
+        <w:t xml:space="preserve">    ELSE</w:t>
+      </w:r>
+    </w:p>
+    <w:p>
+      <w:r>
+        <w:t xml:space="preserve">        DBMS_OUTPUT.PUT_LINE(</w:t>
+      </w:r>
+      <w:proofErr w:type="spellStart"/>
+      <w:r>
+        <w:t>v_num</w:t>
+      </w:r>
+      <w:proofErr w:type="spellEnd"/>
+      <w:r>
+        <w:t xml:space="preserve"> || ' is ODD');</w:t>
+      </w:r>
+    </w:p>
+    <w:p>
+      <w:r>
+        <w:t xml:space="preserve">    END IF;</w:t>
+      </w:r>
+    </w:p>
+    <w:p>
+      <w:r>
+        <w:t>END;</w:t>
+      </w:r>
+    </w:p>
+    <w:p>
+      <w:r>
+        <w:t>/</w:t>
+      </w:r>
+    </w:p>
     <w:p/>
     <w:p/>
     <w:p/>
